--- a/paper_supplement.docx
+++ b/paper_supplement.docx
@@ -16,15 +16,6 @@
         <w:pStyle w:val="Heading2"/>
       </w:pPr>
       <w:r>
-        <w:rPr>
-          <w:rStyle w:val="SectionNumber"/>
-        </w:rPr>
-        <w:t xml:space="preserve">1</w:t>
-      </w:r>
-      <w:r>
-        <w:tab/>
-      </w:r>
-      <w:r>
         <w:t xml:space="preserve">Relationship between fixation density and word length for fast vs. slow readers</w:t>
       </w:r>
     </w:p>
@@ -33,7 +24,7 @@
         <w:pStyle w:val="FirstParagraph"/>
       </w:pPr>
       <w:r>
-        <w:t xml:space="preserve">For this plot, the participants were divided into two equally sized groups based on their reading speed.</w:t>
+        <w:t xml:space="preserve">For this plot, participants were divided into two equally sized groups based on reading speed.</w:t>
       </w:r>
     </w:p>
     <w:p>
@@ -84,22 +75,21 @@
       </w:r>
     </w:p>
     <w:bookmarkEnd w:id="23"/>
-    <w:bookmarkStart w:id="24" w:name="Xa35f045601f5dbb4692f77805305391396768e4"/>
+    <w:bookmarkStart w:id="24" w:name="Xe8112d6bcb3495940b17267e42e12a40901bdfb"/>
     <w:p>
       <w:pPr>
         <w:pStyle w:val="Heading2"/>
       </w:pPr>
       <w:r>
-        <w:rPr>
-          <w:rStyle w:val="SectionNumber"/>
-        </w:rPr>
-        <w:t xml:space="preserve">2</w:t>
-      </w:r>
-      <w:r>
-        <w:tab/>
-      </w:r>
-      <w:r>
-        <w:t xml:space="preserve">Quadratic model to determine turning point</w:t>
+        <w:t xml:space="preserve">Quadratic model used to determine turning point</w:t>
+      </w:r>
+    </w:p>
+    <w:p>
+      <w:pPr>
+        <w:pStyle w:val="FirstParagraph"/>
+      </w:pPr>
+      <w:r>
+        <w:t xml:space="preserve">Quadratic mixed-effects model of fixation density as a function of word length.</w:t>
       </w:r>
     </w:p>
     <w:p>
@@ -436,26 +426,25 @@
         <w:pStyle w:val="FirstParagraph"/>
       </w:pPr>
       <w:r>
-        <w:t xml:space="preserve">The turning point is when word length is 9.2 letters.</w:t>
+        <w:t xml:space="preserve">The estimated turning point occurred at a word length of 9.2 letters.</w:t>
       </w:r>
     </w:p>
     <w:bookmarkEnd w:id="24"/>
-    <w:bookmarkStart w:id="25" w:name="X9d136e7b30be6dd9cb05fc1707157b3be568fb2"/>
+    <w:bookmarkStart w:id="25" w:name="Xfca0475eda6a7403a5887a970f85d1e633342c0"/>
     <w:p>
       <w:pPr>
         <w:pStyle w:val="Heading2"/>
       </w:pPr>
       <w:r>
-        <w:rPr>
-          <w:rStyle w:val="SectionNumber"/>
-        </w:rPr>
-        <w:t xml:space="preserve">3</w:t>
-      </w:r>
-      <w:r>
-        <w:tab/>
-      </w:r>
-      <w:r>
-        <w:t xml:space="preserve">Model for fixation density on the four word regions and the baseline words</w:t>
+        <w:t xml:space="preserve">Model of fixation density across word regions and baseline words</w:t>
+      </w:r>
+    </w:p>
+    <w:p>
+      <w:pPr>
+        <w:pStyle w:val="FirstParagraph"/>
+      </w:pPr>
+      <w:r>
+        <w:t xml:space="preserve">Mixed-effects model of fixation density with word region, region frequency, and region length as fixed effects, and random intercepts for participants.</w:t>
       </w:r>
     </w:p>
     <w:tbl xmlns:w="http://schemas.openxmlformats.org/wordprocessingml/2006/main" xmlns:r="http://schemas.openxmlformats.org/officeDocument/2006/relationships" xmlns:w14="http://schemas.microsoft.com/office/word/2010/wordml" xmlns:wp="http://schemas.openxmlformats.org/drawingml/2006/wordprocessingDrawing" xmlns:a="http://schemas.openxmlformats.org/drawingml/2006/main" xmlns:pic="http://schemas.openxmlformats.org/drawingml/2006/picture">
@@ -468,7 +457,7 @@
         <w:gridCol w:w="2580"/>
         <w:gridCol w:w="965"/>
         <w:gridCol w:w="1015"/>
-        <w:gridCol w:w="965"/>
+        <w:gridCol w:w="1015"/>
         <w:gridCol w:w="1143"/>
       </w:tblGrid>
       <w:tr>
@@ -1404,7 +1393,7 @@
                 <w:szCs w:val="22"/>
                 <w:color w:val="000000"/>
               </w:rPr>
-              <w:t xml:space="preserve">-0.01</w:t>
+              <w:t xml:space="preserve">0.01</w:t>
             </w:r>
           </w:p>
         </w:tc>
@@ -1458,7 +1447,7 @@
                 <w:szCs w:val="22"/>
                 <w:color w:val="000000"/>
               </w:rPr>
-              <w:t xml:space="preserve">0.005</w:t>
+              <w:t xml:space="preserve">0.006</w:t>
             </w:r>
           </w:p>
         </w:tc>
@@ -1512,7 +1501,7 @@
                 <w:szCs w:val="22"/>
                 <w:color w:val="000000"/>
               </w:rPr>
-              <w:t xml:space="preserve">-2.32</w:t>
+              <w:t xml:space="preserve">0.918</w:t>
             </w:r>
           </w:p>
         </w:tc>
@@ -1566,7 +1555,7 @@
                 <w:szCs w:val="22"/>
                 <w:color w:val="000000"/>
               </w:rPr>
-              <w:t xml:space="preserve">0.020</w:t>
+              <w:t xml:space="preserve">0.4</w:t>
             </w:r>
           </w:p>
         </w:tc>
@@ -1733,7 +1722,7 @@
                 <w:szCs w:val="22"/>
                 <w:color w:val="000000"/>
               </w:rPr>
-              <w:t xml:space="preserve">0.004</w:t>
+              <w:t xml:space="preserve">0.005</w:t>
             </w:r>
           </w:p>
         </w:tc>
@@ -1787,7 +1776,7 @@
                 <w:szCs w:val="22"/>
                 <w:color w:val="000000"/>
               </w:rPr>
-              <w:t xml:space="preserve">-10.2</w:t>
+              <w:t xml:space="preserve">-7.58</w:t>
             </w:r>
           </w:p>
         </w:tc>
@@ -2008,7 +1997,7 @@
                 <w:szCs w:val="22"/>
                 <w:color w:val="000000"/>
               </w:rPr>
-              <w:t xml:space="preserve">0.005</w:t>
+              <w:t xml:space="preserve">0.006</w:t>
             </w:r>
           </w:p>
         </w:tc>
@@ -2062,282 +2051,7 @@
                 <w:szCs w:val="22"/>
                 <w:color w:val="000000"/>
               </w:rPr>
-              <w:t xml:space="preserve">-23.8</w:t>
-            </w:r>
-          </w:p>
-        </w:tc>
-        <w:tc>
-          <w:tcPr>
-            <w:tcBorders>
-              <w:bottom w:val="none" w:sz="0" w:space="0" w:color="000000"/>
-              <w:top w:val="none" w:sz="0" w:space="0" w:color="000000"/>
-              <w:left w:val="none" w:sz="0" w:space="0" w:color="000000"/>
-              <w:right w:val="none" w:sz="0" w:space="0" w:color="000000"/>
-            </w:tcBorders>
-            <w:shd w:val="clear" w:color="auto" w:fill="FFFFFF"/>
-            <w:tcMar>
-              <w:top w:w="0" w:type="dxa"/>
-              <w:bottom w:w="0" w:type="dxa"/>
-              <w:left w:w="0" w:type="dxa"/>
-              <w:right w:w="0" w:type="dxa"/>
-            </w:tcMar>
-            <w:vAlign w:val="top"/>
-          </w:tcPr>
-          <w:p>
-            <w:pPr>
-              <w:jc w:val="left"/>
-              <w:pBdr>
-                <w:bottom w:val="none" w:sz="0" w:space="0" w:color="000000"/>
-                <w:top w:val="none" w:sz="0" w:space="0" w:color="000000"/>
-                <w:left w:val="none" w:sz="0" w:space="0" w:color="000000"/>
-                <w:right w:val="none" w:sz="0" w:space="0" w:color="000000"/>
-              </w:pBdr>
-              <w:spacing w:after="120" w:before="120" w:line="240"/>
-              <w:ind w:left="120" w:right="120" w:firstLine="0" w:firstLineChars="0"/>
-              <w:rPr>
-                <w:rFonts w:ascii="Arial" w:hAnsi="Arial" w:eastAsia="Arial" w:cs="Arial"/>
-                <w:i w:val="false"/>
-                <w:b w:val="false"/>
-                <w:u w:val="none"/>
-                <w:strike w:val="false"/>
-                <w:sz w:val="22"/>
-                <w:szCs w:val="22"/>
-                <w:color w:val="000000"/>
-              </w:rPr>
-            </w:pPr>
-            <w:r xmlns:w="http://schemas.openxmlformats.org/wordprocessingml/2006/main" xmlns:wp="http://schemas.openxmlformats.org/drawingml/2006/wordprocessingDrawing" xmlns:r="http://schemas.openxmlformats.org/officeDocument/2006/relationships" xmlns:w14="http://schemas.microsoft.com/office/word/2010/wordml">
-              <w:rPr>
-                <w:rFonts w:ascii="Arial" w:hAnsi="Arial" w:eastAsia="Arial" w:cs="Arial"/>
-                <w:i w:val="false"/>
-                <w:b w:val="false"/>
-                <w:u w:val="none"/>
-                <w:strike w:val="false"/>
-                <w:sz w:val="22"/>
-                <w:szCs w:val="22"/>
-                <w:color w:val="000000"/>
-              </w:rPr>
-              <w:t xml:space="preserve">&lt;0.001</w:t>
-            </w:r>
-          </w:p>
-        </w:tc>
-      </w:tr>
-      <w:tr>
-        <w:trPr>
-          <w:trHeight w:val="625" w:hRule="auto"/>
-        </w:trPr>
-        <w:tc>
-          <w:tcPr>
-            <w:tcBorders>
-              <w:bottom w:val="none" w:sz="0" w:space="0" w:color="000000"/>
-              <w:top w:val="none" w:sz="0" w:space="0" w:color="000000"/>
-              <w:left w:val="none" w:sz="0" w:space="0" w:color="000000"/>
-              <w:right w:val="none" w:sz="0" w:space="0" w:color="000000"/>
-            </w:tcBorders>
-            <w:shd w:val="clear" w:color="auto" w:fill="FFFFFF"/>
-            <w:tcMar>
-              <w:top w:w="0" w:type="dxa"/>
-              <w:bottom w:w="0" w:type="dxa"/>
-              <w:left w:w="0" w:type="dxa"/>
-              <w:right w:w="0" w:type="dxa"/>
-            </w:tcMar>
-            <w:vAlign w:val="top"/>
-          </w:tcPr>
-          <w:p>
-            <w:pPr>
-              <w:jc w:val="left"/>
-              <w:pBdr>
-                <w:bottom w:val="none" w:sz="0" w:space="0" w:color="000000"/>
-                <w:top w:val="none" w:sz="0" w:space="0" w:color="000000"/>
-                <w:left w:val="none" w:sz="0" w:space="0" w:color="000000"/>
-                <w:right w:val="none" w:sz="0" w:space="0" w:color="000000"/>
-              </w:pBdr>
-              <w:spacing w:after="120" w:before="120" w:line="240"/>
-              <w:ind w:left="120" w:right="120" w:firstLine="0" w:firstLineChars="0"/>
-              <w:rPr>
-                <w:rFonts w:ascii="Arial" w:hAnsi="Arial" w:eastAsia="Arial" w:cs="Arial"/>
-                <w:i w:val="false"/>
-                <w:b w:val="false"/>
-                <w:u w:val="none"/>
-                <w:strike w:val="false"/>
-                <w:sz w:val="22"/>
-                <w:szCs w:val="22"/>
-                <w:color w:val="000000"/>
-              </w:rPr>
-            </w:pPr>
-            <w:r xmlns:w="http://schemas.openxmlformats.org/wordprocessingml/2006/main" xmlns:wp="http://schemas.openxmlformats.org/drawingml/2006/wordprocessingDrawing" xmlns:r="http://schemas.openxmlformats.org/officeDocument/2006/relationships" xmlns:w14="http://schemas.microsoft.com/office/word/2010/wordml">
-              <w:rPr>
-                <w:rFonts w:ascii="Arial" w:hAnsi="Arial" w:eastAsia="Arial" w:cs="Arial"/>
-                <w:i w:val="false"/>
-                <w:b w:val="false"/>
-                <w:u w:val="none"/>
-                <w:strike w:val="false"/>
-                <w:sz w:val="22"/>
-                <w:szCs w:val="22"/>
-                <w:color w:val="000000"/>
-              </w:rPr>
-              <w:t xml:space="preserve">word</w:t>
-            </w:r>
-          </w:p>
-        </w:tc>
-        <w:tc>
-          <w:tcPr>
-            <w:tcBorders>
-              <w:bottom w:val="none" w:sz="0" w:space="0" w:color="000000"/>
-              <w:top w:val="none" w:sz="0" w:space="0" w:color="000000"/>
-              <w:left w:val="none" w:sz="0" w:space="0" w:color="000000"/>
-              <w:right w:val="none" w:sz="0" w:space="0" w:color="000000"/>
-            </w:tcBorders>
-            <w:shd w:val="clear" w:color="auto" w:fill="FFFFFF"/>
-            <w:tcMar>
-              <w:top w:w="0" w:type="dxa"/>
-              <w:bottom w:w="0" w:type="dxa"/>
-              <w:left w:w="0" w:type="dxa"/>
-              <w:right w:w="0" w:type="dxa"/>
-            </w:tcMar>
-            <w:vAlign w:val="top"/>
-          </w:tcPr>
-          <w:p>
-            <w:pPr>
-              <w:jc w:val="left"/>
-              <w:pBdr>
-                <w:bottom w:val="none" w:sz="0" w:space="0" w:color="000000"/>
-                <w:top w:val="none" w:sz="0" w:space="0" w:color="000000"/>
-                <w:left w:val="none" w:sz="0" w:space="0" w:color="000000"/>
-                <w:right w:val="none" w:sz="0" w:space="0" w:color="000000"/>
-              </w:pBdr>
-              <w:spacing w:after="120" w:before="120" w:line="240"/>
-              <w:ind w:left="120" w:right="120" w:firstLine="0" w:firstLineChars="0"/>
-              <w:rPr>
-                <w:rFonts w:ascii="Arial" w:hAnsi="Arial" w:eastAsia="Arial" w:cs="Arial"/>
-                <w:i w:val="false"/>
-                <w:b w:val="false"/>
-                <w:u w:val="none"/>
-                <w:strike w:val="false"/>
-                <w:sz w:val="22"/>
-                <w:szCs w:val="22"/>
-                <w:color w:val="000000"/>
-              </w:rPr>
-            </w:pPr>
-            <w:r xmlns:w="http://schemas.openxmlformats.org/wordprocessingml/2006/main" xmlns:wp="http://schemas.openxmlformats.org/drawingml/2006/wordprocessingDrawing" xmlns:r="http://schemas.openxmlformats.org/officeDocument/2006/relationships" xmlns:w14="http://schemas.microsoft.com/office/word/2010/wordml">
-              <w:rPr>
-                <w:rFonts w:ascii="Arial" w:hAnsi="Arial" w:eastAsia="Arial" w:cs="Arial"/>
-                <w:i w:val="false"/>
-                <w:b w:val="false"/>
-                <w:u w:val="none"/>
-                <w:strike w:val="false"/>
-                <w:sz w:val="22"/>
-                <w:szCs w:val="22"/>
-                <w:color w:val="000000"/>
-              </w:rPr>
-              <w:t xml:space="preserve">-0.13</w:t>
-            </w:r>
-          </w:p>
-        </w:tc>
-        <w:tc>
-          <w:tcPr>
-            <w:tcBorders>
-              <w:bottom w:val="none" w:sz="0" w:space="0" w:color="000000"/>
-              <w:top w:val="none" w:sz="0" w:space="0" w:color="000000"/>
-              <w:left w:val="none" w:sz="0" w:space="0" w:color="000000"/>
-              <w:right w:val="none" w:sz="0" w:space="0" w:color="000000"/>
-            </w:tcBorders>
-            <w:shd w:val="clear" w:color="auto" w:fill="FFFFFF"/>
-            <w:tcMar>
-              <w:top w:w="0" w:type="dxa"/>
-              <w:bottom w:w="0" w:type="dxa"/>
-              <w:left w:w="0" w:type="dxa"/>
-              <w:right w:w="0" w:type="dxa"/>
-            </w:tcMar>
-            <w:vAlign w:val="top"/>
-          </w:tcPr>
-          <w:p>
-            <w:pPr>
-              <w:jc w:val="left"/>
-              <w:pBdr>
-                <w:bottom w:val="none" w:sz="0" w:space="0" w:color="000000"/>
-                <w:top w:val="none" w:sz="0" w:space="0" w:color="000000"/>
-                <w:left w:val="none" w:sz="0" w:space="0" w:color="000000"/>
-                <w:right w:val="none" w:sz="0" w:space="0" w:color="000000"/>
-              </w:pBdr>
-              <w:spacing w:after="120" w:before="120" w:line="240"/>
-              <w:ind w:left="120" w:right="120" w:firstLine="0" w:firstLineChars="0"/>
-              <w:rPr>
-                <w:rFonts w:ascii="Arial" w:hAnsi="Arial" w:eastAsia="Arial" w:cs="Arial"/>
-                <w:i w:val="false"/>
-                <w:b w:val="false"/>
-                <w:u w:val="none"/>
-                <w:strike w:val="false"/>
-                <w:sz w:val="22"/>
-                <w:szCs w:val="22"/>
-                <w:color w:val="000000"/>
-              </w:rPr>
-            </w:pPr>
-            <w:r xmlns:w="http://schemas.openxmlformats.org/wordprocessingml/2006/main" xmlns:wp="http://schemas.openxmlformats.org/drawingml/2006/wordprocessingDrawing" xmlns:r="http://schemas.openxmlformats.org/officeDocument/2006/relationships" xmlns:w14="http://schemas.microsoft.com/office/word/2010/wordml">
-              <w:rPr>
-                <w:rFonts w:ascii="Arial" w:hAnsi="Arial" w:eastAsia="Arial" w:cs="Arial"/>
-                <w:i w:val="false"/>
-                <w:b w:val="false"/>
-                <w:u w:val="none"/>
-                <w:strike w:val="false"/>
-                <w:sz w:val="22"/>
-                <w:szCs w:val="22"/>
-                <w:color w:val="000000"/>
-              </w:rPr>
-              <w:t xml:space="preserve">0.004</w:t>
-            </w:r>
-          </w:p>
-        </w:tc>
-        <w:tc>
-          <w:tcPr>
-            <w:tcBorders>
-              <w:bottom w:val="none" w:sz="0" w:space="0" w:color="000000"/>
-              <w:top w:val="none" w:sz="0" w:space="0" w:color="000000"/>
-              <w:left w:val="none" w:sz="0" w:space="0" w:color="000000"/>
-              <w:right w:val="none" w:sz="0" w:space="0" w:color="000000"/>
-            </w:tcBorders>
-            <w:shd w:val="clear" w:color="auto" w:fill="FFFFFF"/>
-            <w:tcMar>
-              <w:top w:w="0" w:type="dxa"/>
-              <w:bottom w:w="0" w:type="dxa"/>
-              <w:left w:w="0" w:type="dxa"/>
-              <w:right w:w="0" w:type="dxa"/>
-            </w:tcMar>
-            <w:vAlign w:val="top"/>
-          </w:tcPr>
-          <w:p>
-            <w:pPr>
-              <w:jc w:val="left"/>
-              <w:pBdr>
-                <w:bottom w:val="none" w:sz="0" w:space="0" w:color="000000"/>
-                <w:top w:val="none" w:sz="0" w:space="0" w:color="000000"/>
-                <w:left w:val="none" w:sz="0" w:space="0" w:color="000000"/>
-                <w:right w:val="none" w:sz="0" w:space="0" w:color="000000"/>
-              </w:pBdr>
-              <w:spacing w:after="120" w:before="120" w:line="240"/>
-              <w:ind w:left="120" w:right="120" w:firstLine="0" w:firstLineChars="0"/>
-              <w:rPr>
-                <w:rFonts w:ascii="Arial" w:hAnsi="Arial" w:eastAsia="Arial" w:cs="Arial"/>
-                <w:i w:val="false"/>
-                <w:b w:val="false"/>
-                <w:u w:val="none"/>
-                <w:strike w:val="false"/>
-                <w:sz w:val="22"/>
-                <w:szCs w:val="22"/>
-                <w:color w:val="000000"/>
-              </w:rPr>
-            </w:pPr>
-            <w:r xmlns:w="http://schemas.openxmlformats.org/wordprocessingml/2006/main" xmlns:wp="http://schemas.openxmlformats.org/drawingml/2006/wordprocessingDrawing" xmlns:r="http://schemas.openxmlformats.org/officeDocument/2006/relationships" xmlns:w14="http://schemas.microsoft.com/office/word/2010/wordml">
-              <w:rPr>
-                <w:rFonts w:ascii="Arial" w:hAnsi="Arial" w:eastAsia="Arial" w:cs="Arial"/>
-                <w:i w:val="false"/>
-                <w:b w:val="false"/>
-                <w:u w:val="none"/>
-                <w:strike w:val="false"/>
-                <w:sz w:val="22"/>
-                <w:szCs w:val="22"/>
-                <w:color w:val="000000"/>
-              </w:rPr>
-              <w:t xml:space="preserve">-31.3</w:t>
+              <w:t xml:space="preserve">-21.4</w:t>
             </w:r>
           </w:p>
         </w:tc>
@@ -2504,7 +2218,7 @@
                 <w:szCs w:val="22"/>
                 <w:color w:val="000000"/>
               </w:rPr>
-              <w:t xml:space="preserve">-0.02</w:t>
+              <w:t xml:space="preserve">-0.03</w:t>
             </w:r>
           </w:p>
         </w:tc>
@@ -2612,7 +2326,7 @@
                 <w:szCs w:val="22"/>
                 <w:color w:val="000000"/>
               </w:rPr>
-              <w:t xml:space="preserve">-15.1</w:t>
+              <w:t xml:space="preserve">-16.5</w:t>
             </w:r>
           </w:p>
         </w:tc>
@@ -2779,7 +2493,7 @@
                 <w:szCs w:val="22"/>
                 <w:color w:val="000000"/>
               </w:rPr>
-              <w:t xml:space="preserve">-0.01</w:t>
+              <w:t xml:space="preserve">-0.02</w:t>
             </w:r>
           </w:p>
         </w:tc>
@@ -2887,7 +2601,7 @@
                 <w:szCs w:val="22"/>
                 <w:color w:val="000000"/>
               </w:rPr>
-              <w:t xml:space="preserve">-20.2</w:t>
+              <w:t xml:space="preserve">-17.6</w:t>
             </w:r>
           </w:p>
         </w:tc>

--- a/paper_supplement.docx
+++ b/paper_supplement.docx
@@ -34,7 +34,7 @@
       <w:r>
         <w:drawing>
           <wp:inline>
-            <wp:extent cx="4620126" cy="3696101"/>
+            <wp:extent cx="5334000" cy="4445000"/>
             <wp:effectExtent b="0" l="0" r="0" t="0"/>
             <wp:docPr descr="" title="" id="21" name="Picture"/>
             <a:graphic>
@@ -55,7 +55,7 @@
                   <pic:spPr bwMode="auto">
                     <a:xfrm>
                       <a:off x="0" y="0"/>
-                      <a:ext cx="4620126" cy="3696101"/>
+                      <a:ext cx="5334000" cy="4445000"/>
                     </a:xfrm>
                     <a:prstGeom prst="rect">
                       <a:avLst/>
@@ -74,6 +74,11 @@
         </w:drawing>
       </w:r>
     </w:p>
+    <w:p>
+      <w:r>
+        <w:br w:type="page"/>
+      </w:r>
+    </w:p>
     <w:bookmarkEnd w:id="23"/>
     <w:bookmarkStart w:id="24" w:name="Xe8112d6bcb3495940b17267e42e12a40901bdfb"/>
     <w:p>
@@ -419,6 +424,35 @@
           <w:rStyle w:val="NormalTok"/>
         </w:rPr>
         <w:t xml:space="preserve"> a) </w:t>
+      </w:r>
+      <w:r>
+        <w:br/>
+      </w:r>
+      <w:r>
+        <w:rPr>
+          <w:rStyle w:val="NormalTok"/>
+        </w:rPr>
+        <w:t xml:space="preserve">turning_point</w:t>
+      </w:r>
+    </w:p>
+    <w:p>
+      <w:pPr>
+        <w:pStyle w:val="SourceCode"/>
+      </w:pPr>
+      <w:r>
+        <w:rPr>
+          <w:rStyle w:val="VerbatimChar"/>
+        </w:rPr>
+        <w:t xml:space="preserve">## current_word_length </w:t>
+      </w:r>
+      <w:r>
+        <w:br/>
+      </w:r>
+      <w:r>
+        <w:rPr>
+          <w:rStyle w:val="VerbatimChar"/>
+        </w:rPr>
+        <w:t xml:space="preserve">##            9.192402</w:t>
       </w:r>
     </w:p>
     <w:p>
@@ -457,7 +491,7 @@
         <w:gridCol w:w="2580"/>
         <w:gridCol w:w="965"/>
         <w:gridCol w:w="1015"/>
-        <w:gridCol w:w="1015"/>
+        <w:gridCol w:w="965"/>
         <w:gridCol w:w="1143"/>
       </w:tblGrid>
       <w:tr>
@@ -1012,7 +1046,7 @@
       </w:tr>
       <w:tr>
         <w:trPr>
-          <w:trHeight w:val="627" w:hRule="auto"/>
+          <w:trHeight w:val="670" w:hRule="auto"/>
         </w:trPr>
         <w:tc>
           <w:tcPr>
@@ -1064,7 +1098,7 @@
                 <w:szCs w:val="22"/>
                 <w:color w:val="000000"/>
               </w:rPr>
-              <w:t xml:space="preserve">affix</w:t>
+              <w:t xml:space="preserve">target suffix</w:t>
             </w:r>
           </w:p>
         </w:tc>
@@ -1393,169 +1427,169 @@
                 <w:szCs w:val="22"/>
                 <w:color w:val="000000"/>
               </w:rPr>
-              <w:t xml:space="preserve">0.01</w:t>
-            </w:r>
-          </w:p>
-        </w:tc>
-        <w:tc>
-          <w:tcPr>
-            <w:tcBorders>
-              <w:bottom w:val="none" w:sz="0" w:space="0" w:color="000000"/>
-              <w:top w:val="none" w:sz="0" w:space="0" w:color="000000"/>
-              <w:left w:val="none" w:sz="0" w:space="0" w:color="000000"/>
-              <w:right w:val="none" w:sz="0" w:space="0" w:color="000000"/>
-            </w:tcBorders>
-            <w:shd w:val="clear" w:color="auto" w:fill="FFFFFF"/>
-            <w:tcMar>
-              <w:top w:w="0" w:type="dxa"/>
-              <w:bottom w:w="0" w:type="dxa"/>
-              <w:left w:w="0" w:type="dxa"/>
-              <w:right w:w="0" w:type="dxa"/>
-            </w:tcMar>
-            <w:vAlign w:val="top"/>
-          </w:tcPr>
-          <w:p>
-            <w:pPr>
-              <w:jc w:val="left"/>
-              <w:pBdr>
-                <w:bottom w:val="none" w:sz="0" w:space="0" w:color="000000"/>
-                <w:top w:val="none" w:sz="0" w:space="0" w:color="000000"/>
-                <w:left w:val="none" w:sz="0" w:space="0" w:color="000000"/>
-                <w:right w:val="none" w:sz="0" w:space="0" w:color="000000"/>
-              </w:pBdr>
-              <w:spacing w:after="120" w:before="120" w:line="240"/>
-              <w:ind w:left="120" w:right="120" w:firstLine="0" w:firstLineChars="0"/>
-              <w:rPr>
-                <w:rFonts w:ascii="Arial" w:hAnsi="Arial" w:eastAsia="Arial" w:cs="Arial"/>
-                <w:i w:val="false"/>
-                <w:b w:val="false"/>
-                <w:u w:val="none"/>
-                <w:strike w:val="false"/>
-                <w:sz w:val="22"/>
-                <w:szCs w:val="22"/>
-                <w:color w:val="000000"/>
-              </w:rPr>
-            </w:pPr>
-            <w:r xmlns:w="http://schemas.openxmlformats.org/wordprocessingml/2006/main" xmlns:wp="http://schemas.openxmlformats.org/drawingml/2006/wordprocessingDrawing" xmlns:r="http://schemas.openxmlformats.org/officeDocument/2006/relationships" xmlns:w14="http://schemas.microsoft.com/office/word/2010/wordml">
-              <w:rPr>
-                <w:rFonts w:ascii="Arial" w:hAnsi="Arial" w:eastAsia="Arial" w:cs="Arial"/>
-                <w:i w:val="false"/>
-                <w:b w:val="false"/>
-                <w:u w:val="none"/>
-                <w:strike w:val="false"/>
-                <w:sz w:val="22"/>
-                <w:szCs w:val="22"/>
-                <w:color w:val="000000"/>
-              </w:rPr>
-              <w:t xml:space="preserve">0.006</w:t>
-            </w:r>
-          </w:p>
-        </w:tc>
-        <w:tc>
-          <w:tcPr>
-            <w:tcBorders>
-              <w:bottom w:val="none" w:sz="0" w:space="0" w:color="000000"/>
-              <w:top w:val="none" w:sz="0" w:space="0" w:color="000000"/>
-              <w:left w:val="none" w:sz="0" w:space="0" w:color="000000"/>
-              <w:right w:val="none" w:sz="0" w:space="0" w:color="000000"/>
-            </w:tcBorders>
-            <w:shd w:val="clear" w:color="auto" w:fill="FFFFFF"/>
-            <w:tcMar>
-              <w:top w:w="0" w:type="dxa"/>
-              <w:bottom w:w="0" w:type="dxa"/>
-              <w:left w:w="0" w:type="dxa"/>
-              <w:right w:w="0" w:type="dxa"/>
-            </w:tcMar>
-            <w:vAlign w:val="top"/>
-          </w:tcPr>
-          <w:p>
-            <w:pPr>
-              <w:jc w:val="left"/>
-              <w:pBdr>
-                <w:bottom w:val="none" w:sz="0" w:space="0" w:color="000000"/>
-                <w:top w:val="none" w:sz="0" w:space="0" w:color="000000"/>
-                <w:left w:val="none" w:sz="0" w:space="0" w:color="000000"/>
-                <w:right w:val="none" w:sz="0" w:space="0" w:color="000000"/>
-              </w:pBdr>
-              <w:spacing w:after="120" w:before="120" w:line="240"/>
-              <w:ind w:left="120" w:right="120" w:firstLine="0" w:firstLineChars="0"/>
-              <w:rPr>
-                <w:rFonts w:ascii="Arial" w:hAnsi="Arial" w:eastAsia="Arial" w:cs="Arial"/>
-                <w:i w:val="false"/>
-                <w:b w:val="false"/>
-                <w:u w:val="none"/>
-                <w:strike w:val="false"/>
-                <w:sz w:val="22"/>
-                <w:szCs w:val="22"/>
-                <w:color w:val="000000"/>
-              </w:rPr>
-            </w:pPr>
-            <w:r xmlns:w="http://schemas.openxmlformats.org/wordprocessingml/2006/main" xmlns:wp="http://schemas.openxmlformats.org/drawingml/2006/wordprocessingDrawing" xmlns:r="http://schemas.openxmlformats.org/officeDocument/2006/relationships" xmlns:w14="http://schemas.microsoft.com/office/word/2010/wordml">
-              <w:rPr>
-                <w:rFonts w:ascii="Arial" w:hAnsi="Arial" w:eastAsia="Arial" w:cs="Arial"/>
-                <w:i w:val="false"/>
-                <w:b w:val="false"/>
-                <w:u w:val="none"/>
-                <w:strike w:val="false"/>
-                <w:sz w:val="22"/>
-                <w:szCs w:val="22"/>
-                <w:color w:val="000000"/>
-              </w:rPr>
-              <w:t xml:space="preserve">0.918</w:t>
-            </w:r>
-          </w:p>
-        </w:tc>
-        <w:tc>
-          <w:tcPr>
-            <w:tcBorders>
-              <w:bottom w:val="none" w:sz="0" w:space="0" w:color="000000"/>
-              <w:top w:val="none" w:sz="0" w:space="0" w:color="000000"/>
-              <w:left w:val="none" w:sz="0" w:space="0" w:color="000000"/>
-              <w:right w:val="none" w:sz="0" w:space="0" w:color="000000"/>
-            </w:tcBorders>
-            <w:shd w:val="clear" w:color="auto" w:fill="FFFFFF"/>
-            <w:tcMar>
-              <w:top w:w="0" w:type="dxa"/>
-              <w:bottom w:w="0" w:type="dxa"/>
-              <w:left w:w="0" w:type="dxa"/>
-              <w:right w:w="0" w:type="dxa"/>
-            </w:tcMar>
-            <w:vAlign w:val="top"/>
-          </w:tcPr>
-          <w:p>
-            <w:pPr>
-              <w:jc w:val="left"/>
-              <w:pBdr>
-                <w:bottom w:val="none" w:sz="0" w:space="0" w:color="000000"/>
-                <w:top w:val="none" w:sz="0" w:space="0" w:color="000000"/>
-                <w:left w:val="none" w:sz="0" w:space="0" w:color="000000"/>
-                <w:right w:val="none" w:sz="0" w:space="0" w:color="000000"/>
-              </w:pBdr>
-              <w:spacing w:after="120" w:before="120" w:line="240"/>
-              <w:ind w:left="120" w:right="120" w:firstLine="0" w:firstLineChars="0"/>
-              <w:rPr>
-                <w:rFonts w:ascii="Arial" w:hAnsi="Arial" w:eastAsia="Arial" w:cs="Arial"/>
-                <w:i w:val="false"/>
-                <w:b w:val="false"/>
-                <w:u w:val="none"/>
-                <w:strike w:val="false"/>
-                <w:sz w:val="22"/>
-                <w:szCs w:val="22"/>
-                <w:color w:val="000000"/>
-              </w:rPr>
-            </w:pPr>
-            <w:r xmlns:w="http://schemas.openxmlformats.org/wordprocessingml/2006/main" xmlns:wp="http://schemas.openxmlformats.org/drawingml/2006/wordprocessingDrawing" xmlns:r="http://schemas.openxmlformats.org/officeDocument/2006/relationships" xmlns:w14="http://schemas.microsoft.com/office/word/2010/wordml">
-              <w:rPr>
-                <w:rFonts w:ascii="Arial" w:hAnsi="Arial" w:eastAsia="Arial" w:cs="Arial"/>
-                <w:i w:val="false"/>
-                <w:b w:val="false"/>
-                <w:u w:val="none"/>
-                <w:strike w:val="false"/>
-                <w:sz w:val="22"/>
-                <w:szCs w:val="22"/>
-                <w:color w:val="000000"/>
-              </w:rPr>
-              <w:t xml:space="preserve">0.4</w:t>
+              <w:t xml:space="preserve">-0.01</w:t>
+            </w:r>
+          </w:p>
+        </w:tc>
+        <w:tc>
+          <w:tcPr>
+            <w:tcBorders>
+              <w:bottom w:val="none" w:sz="0" w:space="0" w:color="000000"/>
+              <w:top w:val="none" w:sz="0" w:space="0" w:color="000000"/>
+              <w:left w:val="none" w:sz="0" w:space="0" w:color="000000"/>
+              <w:right w:val="none" w:sz="0" w:space="0" w:color="000000"/>
+            </w:tcBorders>
+            <w:shd w:val="clear" w:color="auto" w:fill="FFFFFF"/>
+            <w:tcMar>
+              <w:top w:w="0" w:type="dxa"/>
+              <w:bottom w:w="0" w:type="dxa"/>
+              <w:left w:w="0" w:type="dxa"/>
+              <w:right w:w="0" w:type="dxa"/>
+            </w:tcMar>
+            <w:vAlign w:val="top"/>
+          </w:tcPr>
+          <w:p>
+            <w:pPr>
+              <w:jc w:val="left"/>
+              <w:pBdr>
+                <w:bottom w:val="none" w:sz="0" w:space="0" w:color="000000"/>
+                <w:top w:val="none" w:sz="0" w:space="0" w:color="000000"/>
+                <w:left w:val="none" w:sz="0" w:space="0" w:color="000000"/>
+                <w:right w:val="none" w:sz="0" w:space="0" w:color="000000"/>
+              </w:pBdr>
+              <w:spacing w:after="120" w:before="120" w:line="240"/>
+              <w:ind w:left="120" w:right="120" w:firstLine="0" w:firstLineChars="0"/>
+              <w:rPr>
+                <w:rFonts w:ascii="Arial" w:hAnsi="Arial" w:eastAsia="Arial" w:cs="Arial"/>
+                <w:i w:val="false"/>
+                <w:b w:val="false"/>
+                <w:u w:val="none"/>
+                <w:strike w:val="false"/>
+                <w:sz w:val="22"/>
+                <w:szCs w:val="22"/>
+                <w:color w:val="000000"/>
+              </w:rPr>
+            </w:pPr>
+            <w:r xmlns:w="http://schemas.openxmlformats.org/wordprocessingml/2006/main" xmlns:wp="http://schemas.openxmlformats.org/drawingml/2006/wordprocessingDrawing" xmlns:r="http://schemas.openxmlformats.org/officeDocument/2006/relationships" xmlns:w14="http://schemas.microsoft.com/office/word/2010/wordml">
+              <w:rPr>
+                <w:rFonts w:ascii="Arial" w:hAnsi="Arial" w:eastAsia="Arial" w:cs="Arial"/>
+                <w:i w:val="false"/>
+                <w:b w:val="false"/>
+                <w:u w:val="none"/>
+                <w:strike w:val="false"/>
+                <w:sz w:val="22"/>
+                <w:szCs w:val="22"/>
+                <w:color w:val="000000"/>
+              </w:rPr>
+              <w:t xml:space="preserve">0.005</w:t>
+            </w:r>
+          </w:p>
+        </w:tc>
+        <w:tc>
+          <w:tcPr>
+            <w:tcBorders>
+              <w:bottom w:val="none" w:sz="0" w:space="0" w:color="000000"/>
+              <w:top w:val="none" w:sz="0" w:space="0" w:color="000000"/>
+              <w:left w:val="none" w:sz="0" w:space="0" w:color="000000"/>
+              <w:right w:val="none" w:sz="0" w:space="0" w:color="000000"/>
+            </w:tcBorders>
+            <w:shd w:val="clear" w:color="auto" w:fill="FFFFFF"/>
+            <w:tcMar>
+              <w:top w:w="0" w:type="dxa"/>
+              <w:bottom w:w="0" w:type="dxa"/>
+              <w:left w:w="0" w:type="dxa"/>
+              <w:right w:w="0" w:type="dxa"/>
+            </w:tcMar>
+            <w:vAlign w:val="top"/>
+          </w:tcPr>
+          <w:p>
+            <w:pPr>
+              <w:jc w:val="left"/>
+              <w:pBdr>
+                <w:bottom w:val="none" w:sz="0" w:space="0" w:color="000000"/>
+                <w:top w:val="none" w:sz="0" w:space="0" w:color="000000"/>
+                <w:left w:val="none" w:sz="0" w:space="0" w:color="000000"/>
+                <w:right w:val="none" w:sz="0" w:space="0" w:color="000000"/>
+              </w:pBdr>
+              <w:spacing w:after="120" w:before="120" w:line="240"/>
+              <w:ind w:left="120" w:right="120" w:firstLine="0" w:firstLineChars="0"/>
+              <w:rPr>
+                <w:rFonts w:ascii="Arial" w:hAnsi="Arial" w:eastAsia="Arial" w:cs="Arial"/>
+                <w:i w:val="false"/>
+                <w:b w:val="false"/>
+                <w:u w:val="none"/>
+                <w:strike w:val="false"/>
+                <w:sz w:val="22"/>
+                <w:szCs w:val="22"/>
+                <w:color w:val="000000"/>
+              </w:rPr>
+            </w:pPr>
+            <w:r xmlns:w="http://schemas.openxmlformats.org/wordprocessingml/2006/main" xmlns:wp="http://schemas.openxmlformats.org/drawingml/2006/wordprocessingDrawing" xmlns:r="http://schemas.openxmlformats.org/officeDocument/2006/relationships" xmlns:w14="http://schemas.microsoft.com/office/word/2010/wordml">
+              <w:rPr>
+                <w:rFonts w:ascii="Arial" w:hAnsi="Arial" w:eastAsia="Arial" w:cs="Arial"/>
+                <w:i w:val="false"/>
+                <w:b w:val="false"/>
+                <w:u w:val="none"/>
+                <w:strike w:val="false"/>
+                <w:sz w:val="22"/>
+                <w:szCs w:val="22"/>
+                <w:color w:val="000000"/>
+              </w:rPr>
+              <w:t xml:space="preserve">-2.32</w:t>
+            </w:r>
+          </w:p>
+        </w:tc>
+        <w:tc>
+          <w:tcPr>
+            <w:tcBorders>
+              <w:bottom w:val="none" w:sz="0" w:space="0" w:color="000000"/>
+              <w:top w:val="none" w:sz="0" w:space="0" w:color="000000"/>
+              <w:left w:val="none" w:sz="0" w:space="0" w:color="000000"/>
+              <w:right w:val="none" w:sz="0" w:space="0" w:color="000000"/>
+            </w:tcBorders>
+            <w:shd w:val="clear" w:color="auto" w:fill="FFFFFF"/>
+            <w:tcMar>
+              <w:top w:w="0" w:type="dxa"/>
+              <w:bottom w:w="0" w:type="dxa"/>
+              <w:left w:w="0" w:type="dxa"/>
+              <w:right w:w="0" w:type="dxa"/>
+            </w:tcMar>
+            <w:vAlign w:val="top"/>
+          </w:tcPr>
+          <w:p>
+            <w:pPr>
+              <w:jc w:val="left"/>
+              <w:pBdr>
+                <w:bottom w:val="none" w:sz="0" w:space="0" w:color="000000"/>
+                <w:top w:val="none" w:sz="0" w:space="0" w:color="000000"/>
+                <w:left w:val="none" w:sz="0" w:space="0" w:color="000000"/>
+                <w:right w:val="none" w:sz="0" w:space="0" w:color="000000"/>
+              </w:pBdr>
+              <w:spacing w:after="120" w:before="120" w:line="240"/>
+              <w:ind w:left="120" w:right="120" w:firstLine="0" w:firstLineChars="0"/>
+              <w:rPr>
+                <w:rFonts w:ascii="Arial" w:hAnsi="Arial" w:eastAsia="Arial" w:cs="Arial"/>
+                <w:i w:val="false"/>
+                <w:b w:val="false"/>
+                <w:u w:val="none"/>
+                <w:strike w:val="false"/>
+                <w:sz w:val="22"/>
+                <w:szCs w:val="22"/>
+                <w:color w:val="000000"/>
+              </w:rPr>
+            </w:pPr>
+            <w:r xmlns:w="http://schemas.openxmlformats.org/wordprocessingml/2006/main" xmlns:wp="http://schemas.openxmlformats.org/drawingml/2006/wordprocessingDrawing" xmlns:r="http://schemas.openxmlformats.org/officeDocument/2006/relationships" xmlns:w14="http://schemas.microsoft.com/office/word/2010/wordml">
+              <w:rPr>
+                <w:rFonts w:ascii="Arial" w:hAnsi="Arial" w:eastAsia="Arial" w:cs="Arial"/>
+                <w:i w:val="false"/>
+                <w:b w:val="false"/>
+                <w:u w:val="none"/>
+                <w:strike w:val="false"/>
+                <w:sz w:val="22"/>
+                <w:szCs w:val="22"/>
+                <w:color w:val="000000"/>
+              </w:rPr>
+              <w:t xml:space="preserve">0.020</w:t>
             </w:r>
           </w:p>
         </w:tc>
@@ -1722,61 +1756,61 @@
                 <w:szCs w:val="22"/>
                 <w:color w:val="000000"/>
               </w:rPr>
-              <w:t xml:space="preserve">0.005</w:t>
-            </w:r>
-          </w:p>
-        </w:tc>
-        <w:tc>
-          <w:tcPr>
-            <w:tcBorders>
-              <w:bottom w:val="none" w:sz="0" w:space="0" w:color="000000"/>
-              <w:top w:val="none" w:sz="0" w:space="0" w:color="000000"/>
-              <w:left w:val="none" w:sz="0" w:space="0" w:color="000000"/>
-              <w:right w:val="none" w:sz="0" w:space="0" w:color="000000"/>
-            </w:tcBorders>
-            <w:shd w:val="clear" w:color="auto" w:fill="FFFFFF"/>
-            <w:tcMar>
-              <w:top w:w="0" w:type="dxa"/>
-              <w:bottom w:w="0" w:type="dxa"/>
-              <w:left w:w="0" w:type="dxa"/>
-              <w:right w:w="0" w:type="dxa"/>
-            </w:tcMar>
-            <w:vAlign w:val="top"/>
-          </w:tcPr>
-          <w:p>
-            <w:pPr>
-              <w:jc w:val="left"/>
-              <w:pBdr>
-                <w:bottom w:val="none" w:sz="0" w:space="0" w:color="000000"/>
-                <w:top w:val="none" w:sz="0" w:space="0" w:color="000000"/>
-                <w:left w:val="none" w:sz="0" w:space="0" w:color="000000"/>
-                <w:right w:val="none" w:sz="0" w:space="0" w:color="000000"/>
-              </w:pBdr>
-              <w:spacing w:after="120" w:before="120" w:line="240"/>
-              <w:ind w:left="120" w:right="120" w:firstLine="0" w:firstLineChars="0"/>
-              <w:rPr>
-                <w:rFonts w:ascii="Arial" w:hAnsi="Arial" w:eastAsia="Arial" w:cs="Arial"/>
-                <w:i w:val="false"/>
-                <w:b w:val="false"/>
-                <w:u w:val="none"/>
-                <w:strike w:val="false"/>
-                <w:sz w:val="22"/>
-                <w:szCs w:val="22"/>
-                <w:color w:val="000000"/>
-              </w:rPr>
-            </w:pPr>
-            <w:r xmlns:w="http://schemas.openxmlformats.org/wordprocessingml/2006/main" xmlns:wp="http://schemas.openxmlformats.org/drawingml/2006/wordprocessingDrawing" xmlns:r="http://schemas.openxmlformats.org/officeDocument/2006/relationships" xmlns:w14="http://schemas.microsoft.com/office/word/2010/wordml">
-              <w:rPr>
-                <w:rFonts w:ascii="Arial" w:hAnsi="Arial" w:eastAsia="Arial" w:cs="Arial"/>
-                <w:i w:val="false"/>
-                <w:b w:val="false"/>
-                <w:u w:val="none"/>
-                <w:strike w:val="false"/>
-                <w:sz w:val="22"/>
-                <w:szCs w:val="22"/>
-                <w:color w:val="000000"/>
-              </w:rPr>
-              <w:t xml:space="preserve">-7.58</w:t>
+              <w:t xml:space="preserve">0.004</w:t>
+            </w:r>
+          </w:p>
+        </w:tc>
+        <w:tc>
+          <w:tcPr>
+            <w:tcBorders>
+              <w:bottom w:val="none" w:sz="0" w:space="0" w:color="000000"/>
+              <w:top w:val="none" w:sz="0" w:space="0" w:color="000000"/>
+              <w:left w:val="none" w:sz="0" w:space="0" w:color="000000"/>
+              <w:right w:val="none" w:sz="0" w:space="0" w:color="000000"/>
+            </w:tcBorders>
+            <w:shd w:val="clear" w:color="auto" w:fill="FFFFFF"/>
+            <w:tcMar>
+              <w:top w:w="0" w:type="dxa"/>
+              <w:bottom w:w="0" w:type="dxa"/>
+              <w:left w:w="0" w:type="dxa"/>
+              <w:right w:w="0" w:type="dxa"/>
+            </w:tcMar>
+            <w:vAlign w:val="top"/>
+          </w:tcPr>
+          <w:p>
+            <w:pPr>
+              <w:jc w:val="left"/>
+              <w:pBdr>
+                <w:bottom w:val="none" w:sz="0" w:space="0" w:color="000000"/>
+                <w:top w:val="none" w:sz="0" w:space="0" w:color="000000"/>
+                <w:left w:val="none" w:sz="0" w:space="0" w:color="000000"/>
+                <w:right w:val="none" w:sz="0" w:space="0" w:color="000000"/>
+              </w:pBdr>
+              <w:spacing w:after="120" w:before="120" w:line="240"/>
+              <w:ind w:left="120" w:right="120" w:firstLine="0" w:firstLineChars="0"/>
+              <w:rPr>
+                <w:rFonts w:ascii="Arial" w:hAnsi="Arial" w:eastAsia="Arial" w:cs="Arial"/>
+                <w:i w:val="false"/>
+                <w:b w:val="false"/>
+                <w:u w:val="none"/>
+                <w:strike w:val="false"/>
+                <w:sz w:val="22"/>
+                <w:szCs w:val="22"/>
+                <w:color w:val="000000"/>
+              </w:rPr>
+            </w:pPr>
+            <w:r xmlns:w="http://schemas.openxmlformats.org/wordprocessingml/2006/main" xmlns:wp="http://schemas.openxmlformats.org/drawingml/2006/wordprocessingDrawing" xmlns:r="http://schemas.openxmlformats.org/officeDocument/2006/relationships" xmlns:w14="http://schemas.microsoft.com/office/word/2010/wordml">
+              <w:rPr>
+                <w:rFonts w:ascii="Arial" w:hAnsi="Arial" w:eastAsia="Arial" w:cs="Arial"/>
+                <w:i w:val="false"/>
+                <w:b w:val="false"/>
+                <w:u w:val="none"/>
+                <w:strike w:val="false"/>
+                <w:sz w:val="22"/>
+                <w:szCs w:val="22"/>
+                <w:color w:val="000000"/>
+              </w:rPr>
+              <w:t xml:space="preserve">-10.2</w:t>
             </w:r>
           </w:p>
         </w:tc>
@@ -1997,61 +2031,336 @@
                 <w:szCs w:val="22"/>
                 <w:color w:val="000000"/>
               </w:rPr>
-              <w:t xml:space="preserve">0.006</w:t>
-            </w:r>
-          </w:p>
-        </w:tc>
-        <w:tc>
-          <w:tcPr>
-            <w:tcBorders>
-              <w:bottom w:val="none" w:sz="0" w:space="0" w:color="000000"/>
-              <w:top w:val="none" w:sz="0" w:space="0" w:color="000000"/>
-              <w:left w:val="none" w:sz="0" w:space="0" w:color="000000"/>
-              <w:right w:val="none" w:sz="0" w:space="0" w:color="000000"/>
-            </w:tcBorders>
-            <w:shd w:val="clear" w:color="auto" w:fill="FFFFFF"/>
-            <w:tcMar>
-              <w:top w:w="0" w:type="dxa"/>
-              <w:bottom w:w="0" w:type="dxa"/>
-              <w:left w:w="0" w:type="dxa"/>
-              <w:right w:w="0" w:type="dxa"/>
-            </w:tcMar>
-            <w:vAlign w:val="top"/>
-          </w:tcPr>
-          <w:p>
-            <w:pPr>
-              <w:jc w:val="left"/>
-              <w:pBdr>
-                <w:bottom w:val="none" w:sz="0" w:space="0" w:color="000000"/>
-                <w:top w:val="none" w:sz="0" w:space="0" w:color="000000"/>
-                <w:left w:val="none" w:sz="0" w:space="0" w:color="000000"/>
-                <w:right w:val="none" w:sz="0" w:space="0" w:color="000000"/>
-              </w:pBdr>
-              <w:spacing w:after="120" w:before="120" w:line="240"/>
-              <w:ind w:left="120" w:right="120" w:firstLine="0" w:firstLineChars="0"/>
-              <w:rPr>
-                <w:rFonts w:ascii="Arial" w:hAnsi="Arial" w:eastAsia="Arial" w:cs="Arial"/>
-                <w:i w:val="false"/>
-                <w:b w:val="false"/>
-                <w:u w:val="none"/>
-                <w:strike w:val="false"/>
-                <w:sz w:val="22"/>
-                <w:szCs w:val="22"/>
-                <w:color w:val="000000"/>
-              </w:rPr>
-            </w:pPr>
-            <w:r xmlns:w="http://schemas.openxmlformats.org/wordprocessingml/2006/main" xmlns:wp="http://schemas.openxmlformats.org/drawingml/2006/wordprocessingDrawing" xmlns:r="http://schemas.openxmlformats.org/officeDocument/2006/relationships" xmlns:w14="http://schemas.microsoft.com/office/word/2010/wordml">
-              <w:rPr>
-                <w:rFonts w:ascii="Arial" w:hAnsi="Arial" w:eastAsia="Arial" w:cs="Arial"/>
-                <w:i w:val="false"/>
-                <w:b w:val="false"/>
-                <w:u w:val="none"/>
-                <w:strike w:val="false"/>
-                <w:sz w:val="22"/>
-                <w:szCs w:val="22"/>
-                <w:color w:val="000000"/>
-              </w:rPr>
-              <w:t xml:space="preserve">-21.4</w:t>
+              <w:t xml:space="preserve">0.005</w:t>
+            </w:r>
+          </w:p>
+        </w:tc>
+        <w:tc>
+          <w:tcPr>
+            <w:tcBorders>
+              <w:bottom w:val="none" w:sz="0" w:space="0" w:color="000000"/>
+              <w:top w:val="none" w:sz="0" w:space="0" w:color="000000"/>
+              <w:left w:val="none" w:sz="0" w:space="0" w:color="000000"/>
+              <w:right w:val="none" w:sz="0" w:space="0" w:color="000000"/>
+            </w:tcBorders>
+            <w:shd w:val="clear" w:color="auto" w:fill="FFFFFF"/>
+            <w:tcMar>
+              <w:top w:w="0" w:type="dxa"/>
+              <w:bottom w:w="0" w:type="dxa"/>
+              <w:left w:w="0" w:type="dxa"/>
+              <w:right w:w="0" w:type="dxa"/>
+            </w:tcMar>
+            <w:vAlign w:val="top"/>
+          </w:tcPr>
+          <w:p>
+            <w:pPr>
+              <w:jc w:val="left"/>
+              <w:pBdr>
+                <w:bottom w:val="none" w:sz="0" w:space="0" w:color="000000"/>
+                <w:top w:val="none" w:sz="0" w:space="0" w:color="000000"/>
+                <w:left w:val="none" w:sz="0" w:space="0" w:color="000000"/>
+                <w:right w:val="none" w:sz="0" w:space="0" w:color="000000"/>
+              </w:pBdr>
+              <w:spacing w:after="120" w:before="120" w:line="240"/>
+              <w:ind w:left="120" w:right="120" w:firstLine="0" w:firstLineChars="0"/>
+              <w:rPr>
+                <w:rFonts w:ascii="Arial" w:hAnsi="Arial" w:eastAsia="Arial" w:cs="Arial"/>
+                <w:i w:val="false"/>
+                <w:b w:val="false"/>
+                <w:u w:val="none"/>
+                <w:strike w:val="false"/>
+                <w:sz w:val="22"/>
+                <w:szCs w:val="22"/>
+                <w:color w:val="000000"/>
+              </w:rPr>
+            </w:pPr>
+            <w:r xmlns:w="http://schemas.openxmlformats.org/wordprocessingml/2006/main" xmlns:wp="http://schemas.openxmlformats.org/drawingml/2006/wordprocessingDrawing" xmlns:r="http://schemas.openxmlformats.org/officeDocument/2006/relationships" xmlns:w14="http://schemas.microsoft.com/office/word/2010/wordml">
+              <w:rPr>
+                <w:rFonts w:ascii="Arial" w:hAnsi="Arial" w:eastAsia="Arial" w:cs="Arial"/>
+                <w:i w:val="false"/>
+                <w:b w:val="false"/>
+                <w:u w:val="none"/>
+                <w:strike w:val="false"/>
+                <w:sz w:val="22"/>
+                <w:szCs w:val="22"/>
+                <w:color w:val="000000"/>
+              </w:rPr>
+              <w:t xml:space="preserve">-23.8</w:t>
+            </w:r>
+          </w:p>
+        </w:tc>
+        <w:tc>
+          <w:tcPr>
+            <w:tcBorders>
+              <w:bottom w:val="none" w:sz="0" w:space="0" w:color="000000"/>
+              <w:top w:val="none" w:sz="0" w:space="0" w:color="000000"/>
+              <w:left w:val="none" w:sz="0" w:space="0" w:color="000000"/>
+              <w:right w:val="none" w:sz="0" w:space="0" w:color="000000"/>
+            </w:tcBorders>
+            <w:shd w:val="clear" w:color="auto" w:fill="FFFFFF"/>
+            <w:tcMar>
+              <w:top w:w="0" w:type="dxa"/>
+              <w:bottom w:w="0" w:type="dxa"/>
+              <w:left w:w="0" w:type="dxa"/>
+              <w:right w:w="0" w:type="dxa"/>
+            </w:tcMar>
+            <w:vAlign w:val="top"/>
+          </w:tcPr>
+          <w:p>
+            <w:pPr>
+              <w:jc w:val="left"/>
+              <w:pBdr>
+                <w:bottom w:val="none" w:sz="0" w:space="0" w:color="000000"/>
+                <w:top w:val="none" w:sz="0" w:space="0" w:color="000000"/>
+                <w:left w:val="none" w:sz="0" w:space="0" w:color="000000"/>
+                <w:right w:val="none" w:sz="0" w:space="0" w:color="000000"/>
+              </w:pBdr>
+              <w:spacing w:after="120" w:before="120" w:line="240"/>
+              <w:ind w:left="120" w:right="120" w:firstLine="0" w:firstLineChars="0"/>
+              <w:rPr>
+                <w:rFonts w:ascii="Arial" w:hAnsi="Arial" w:eastAsia="Arial" w:cs="Arial"/>
+                <w:i w:val="false"/>
+                <w:b w:val="false"/>
+                <w:u w:val="none"/>
+                <w:strike w:val="false"/>
+                <w:sz w:val="22"/>
+                <w:szCs w:val="22"/>
+                <w:color w:val="000000"/>
+              </w:rPr>
+            </w:pPr>
+            <w:r xmlns:w="http://schemas.openxmlformats.org/wordprocessingml/2006/main" xmlns:wp="http://schemas.openxmlformats.org/drawingml/2006/wordprocessingDrawing" xmlns:r="http://schemas.openxmlformats.org/officeDocument/2006/relationships" xmlns:w14="http://schemas.microsoft.com/office/word/2010/wordml">
+              <w:rPr>
+                <w:rFonts w:ascii="Arial" w:hAnsi="Arial" w:eastAsia="Arial" w:cs="Arial"/>
+                <w:i w:val="false"/>
+                <w:b w:val="false"/>
+                <w:u w:val="none"/>
+                <w:strike w:val="false"/>
+                <w:sz w:val="22"/>
+                <w:szCs w:val="22"/>
+                <w:color w:val="000000"/>
+              </w:rPr>
+              <w:t xml:space="preserve">&lt;0.001</w:t>
+            </w:r>
+          </w:p>
+        </w:tc>
+      </w:tr>
+      <w:tr>
+        <w:trPr>
+          <w:trHeight w:val="625" w:hRule="auto"/>
+        </w:trPr>
+        <w:tc>
+          <w:tcPr>
+            <w:tcBorders>
+              <w:bottom w:val="none" w:sz="0" w:space="0" w:color="000000"/>
+              <w:top w:val="none" w:sz="0" w:space="0" w:color="000000"/>
+              <w:left w:val="none" w:sz="0" w:space="0" w:color="000000"/>
+              <w:right w:val="none" w:sz="0" w:space="0" w:color="000000"/>
+            </w:tcBorders>
+            <w:shd w:val="clear" w:color="auto" w:fill="FFFFFF"/>
+            <w:tcMar>
+              <w:top w:w="0" w:type="dxa"/>
+              <w:bottom w:w="0" w:type="dxa"/>
+              <w:left w:w="0" w:type="dxa"/>
+              <w:right w:w="0" w:type="dxa"/>
+            </w:tcMar>
+            <w:vAlign w:val="top"/>
+          </w:tcPr>
+          <w:p>
+            <w:pPr>
+              <w:jc w:val="left"/>
+              <w:pBdr>
+                <w:bottom w:val="none" w:sz="0" w:space="0" w:color="000000"/>
+                <w:top w:val="none" w:sz="0" w:space="0" w:color="000000"/>
+                <w:left w:val="none" w:sz="0" w:space="0" w:color="000000"/>
+                <w:right w:val="none" w:sz="0" w:space="0" w:color="000000"/>
+              </w:pBdr>
+              <w:spacing w:after="120" w:before="120" w:line="240"/>
+              <w:ind w:left="120" w:right="120" w:firstLine="0" w:firstLineChars="0"/>
+              <w:rPr>
+                <w:rFonts w:ascii="Arial" w:hAnsi="Arial" w:eastAsia="Arial" w:cs="Arial"/>
+                <w:i w:val="false"/>
+                <w:b w:val="false"/>
+                <w:u w:val="none"/>
+                <w:strike w:val="false"/>
+                <w:sz w:val="22"/>
+                <w:szCs w:val="22"/>
+                <w:color w:val="000000"/>
+              </w:rPr>
+            </w:pPr>
+            <w:r xmlns:w="http://schemas.openxmlformats.org/wordprocessingml/2006/main" xmlns:wp="http://schemas.openxmlformats.org/drawingml/2006/wordprocessingDrawing" xmlns:r="http://schemas.openxmlformats.org/officeDocument/2006/relationships" xmlns:w14="http://schemas.microsoft.com/office/word/2010/wordml">
+              <w:rPr>
+                <w:rFonts w:ascii="Arial" w:hAnsi="Arial" w:eastAsia="Arial" w:cs="Arial"/>
+                <w:i w:val="false"/>
+                <w:b w:val="false"/>
+                <w:u w:val="none"/>
+                <w:strike w:val="false"/>
+                <w:sz w:val="22"/>
+                <w:szCs w:val="22"/>
+                <w:color w:val="000000"/>
+              </w:rPr>
+              <w:t xml:space="preserve">baseline word</w:t>
+            </w:r>
+          </w:p>
+        </w:tc>
+        <w:tc>
+          <w:tcPr>
+            <w:tcBorders>
+              <w:bottom w:val="none" w:sz="0" w:space="0" w:color="000000"/>
+              <w:top w:val="none" w:sz="0" w:space="0" w:color="000000"/>
+              <w:left w:val="none" w:sz="0" w:space="0" w:color="000000"/>
+              <w:right w:val="none" w:sz="0" w:space="0" w:color="000000"/>
+            </w:tcBorders>
+            <w:shd w:val="clear" w:color="auto" w:fill="FFFFFF"/>
+            <w:tcMar>
+              <w:top w:w="0" w:type="dxa"/>
+              <w:bottom w:w="0" w:type="dxa"/>
+              <w:left w:w="0" w:type="dxa"/>
+              <w:right w:w="0" w:type="dxa"/>
+            </w:tcMar>
+            <w:vAlign w:val="top"/>
+          </w:tcPr>
+          <w:p>
+            <w:pPr>
+              <w:jc w:val="left"/>
+              <w:pBdr>
+                <w:bottom w:val="none" w:sz="0" w:space="0" w:color="000000"/>
+                <w:top w:val="none" w:sz="0" w:space="0" w:color="000000"/>
+                <w:left w:val="none" w:sz="0" w:space="0" w:color="000000"/>
+                <w:right w:val="none" w:sz="0" w:space="0" w:color="000000"/>
+              </w:pBdr>
+              <w:spacing w:after="120" w:before="120" w:line="240"/>
+              <w:ind w:left="120" w:right="120" w:firstLine="0" w:firstLineChars="0"/>
+              <w:rPr>
+                <w:rFonts w:ascii="Arial" w:hAnsi="Arial" w:eastAsia="Arial" w:cs="Arial"/>
+                <w:i w:val="false"/>
+                <w:b w:val="false"/>
+                <w:u w:val="none"/>
+                <w:strike w:val="false"/>
+                <w:sz w:val="22"/>
+                <w:szCs w:val="22"/>
+                <w:color w:val="000000"/>
+              </w:rPr>
+            </w:pPr>
+            <w:r xmlns:w="http://schemas.openxmlformats.org/wordprocessingml/2006/main" xmlns:wp="http://schemas.openxmlformats.org/drawingml/2006/wordprocessingDrawing" xmlns:r="http://schemas.openxmlformats.org/officeDocument/2006/relationships" xmlns:w14="http://schemas.microsoft.com/office/word/2010/wordml">
+              <w:rPr>
+                <w:rFonts w:ascii="Arial" w:hAnsi="Arial" w:eastAsia="Arial" w:cs="Arial"/>
+                <w:i w:val="false"/>
+                <w:b w:val="false"/>
+                <w:u w:val="none"/>
+                <w:strike w:val="false"/>
+                <w:sz w:val="22"/>
+                <w:szCs w:val="22"/>
+                <w:color w:val="000000"/>
+              </w:rPr>
+              <w:t xml:space="preserve">-0.13</w:t>
+            </w:r>
+          </w:p>
+        </w:tc>
+        <w:tc>
+          <w:tcPr>
+            <w:tcBorders>
+              <w:bottom w:val="none" w:sz="0" w:space="0" w:color="000000"/>
+              <w:top w:val="none" w:sz="0" w:space="0" w:color="000000"/>
+              <w:left w:val="none" w:sz="0" w:space="0" w:color="000000"/>
+              <w:right w:val="none" w:sz="0" w:space="0" w:color="000000"/>
+            </w:tcBorders>
+            <w:shd w:val="clear" w:color="auto" w:fill="FFFFFF"/>
+            <w:tcMar>
+              <w:top w:w="0" w:type="dxa"/>
+              <w:bottom w:w="0" w:type="dxa"/>
+              <w:left w:w="0" w:type="dxa"/>
+              <w:right w:w="0" w:type="dxa"/>
+            </w:tcMar>
+            <w:vAlign w:val="top"/>
+          </w:tcPr>
+          <w:p>
+            <w:pPr>
+              <w:jc w:val="left"/>
+              <w:pBdr>
+                <w:bottom w:val="none" w:sz="0" w:space="0" w:color="000000"/>
+                <w:top w:val="none" w:sz="0" w:space="0" w:color="000000"/>
+                <w:left w:val="none" w:sz="0" w:space="0" w:color="000000"/>
+                <w:right w:val="none" w:sz="0" w:space="0" w:color="000000"/>
+              </w:pBdr>
+              <w:spacing w:after="120" w:before="120" w:line="240"/>
+              <w:ind w:left="120" w:right="120" w:firstLine="0" w:firstLineChars="0"/>
+              <w:rPr>
+                <w:rFonts w:ascii="Arial" w:hAnsi="Arial" w:eastAsia="Arial" w:cs="Arial"/>
+                <w:i w:val="false"/>
+                <w:b w:val="false"/>
+                <w:u w:val="none"/>
+                <w:strike w:val="false"/>
+                <w:sz w:val="22"/>
+                <w:szCs w:val="22"/>
+                <w:color w:val="000000"/>
+              </w:rPr>
+            </w:pPr>
+            <w:r xmlns:w="http://schemas.openxmlformats.org/wordprocessingml/2006/main" xmlns:wp="http://schemas.openxmlformats.org/drawingml/2006/wordprocessingDrawing" xmlns:r="http://schemas.openxmlformats.org/officeDocument/2006/relationships" xmlns:w14="http://schemas.microsoft.com/office/word/2010/wordml">
+              <w:rPr>
+                <w:rFonts w:ascii="Arial" w:hAnsi="Arial" w:eastAsia="Arial" w:cs="Arial"/>
+                <w:i w:val="false"/>
+                <w:b w:val="false"/>
+                <w:u w:val="none"/>
+                <w:strike w:val="false"/>
+                <w:sz w:val="22"/>
+                <w:szCs w:val="22"/>
+                <w:color w:val="000000"/>
+              </w:rPr>
+              <w:t xml:space="preserve">0.004</w:t>
+            </w:r>
+          </w:p>
+        </w:tc>
+        <w:tc>
+          <w:tcPr>
+            <w:tcBorders>
+              <w:bottom w:val="none" w:sz="0" w:space="0" w:color="000000"/>
+              <w:top w:val="none" w:sz="0" w:space="0" w:color="000000"/>
+              <w:left w:val="none" w:sz="0" w:space="0" w:color="000000"/>
+              <w:right w:val="none" w:sz="0" w:space="0" w:color="000000"/>
+            </w:tcBorders>
+            <w:shd w:val="clear" w:color="auto" w:fill="FFFFFF"/>
+            <w:tcMar>
+              <w:top w:w="0" w:type="dxa"/>
+              <w:bottom w:w="0" w:type="dxa"/>
+              <w:left w:w="0" w:type="dxa"/>
+              <w:right w:w="0" w:type="dxa"/>
+            </w:tcMar>
+            <w:vAlign w:val="top"/>
+          </w:tcPr>
+          <w:p>
+            <w:pPr>
+              <w:jc w:val="left"/>
+              <w:pBdr>
+                <w:bottom w:val="none" w:sz="0" w:space="0" w:color="000000"/>
+                <w:top w:val="none" w:sz="0" w:space="0" w:color="000000"/>
+                <w:left w:val="none" w:sz="0" w:space="0" w:color="000000"/>
+                <w:right w:val="none" w:sz="0" w:space="0" w:color="000000"/>
+              </w:pBdr>
+              <w:spacing w:after="120" w:before="120" w:line="240"/>
+              <w:ind w:left="120" w:right="120" w:firstLine="0" w:firstLineChars="0"/>
+              <w:rPr>
+                <w:rFonts w:ascii="Arial" w:hAnsi="Arial" w:eastAsia="Arial" w:cs="Arial"/>
+                <w:i w:val="false"/>
+                <w:b w:val="false"/>
+                <w:u w:val="none"/>
+                <w:strike w:val="false"/>
+                <w:sz w:val="22"/>
+                <w:szCs w:val="22"/>
+                <w:color w:val="000000"/>
+              </w:rPr>
+            </w:pPr>
+            <w:r xmlns:w="http://schemas.openxmlformats.org/wordprocessingml/2006/main" xmlns:wp="http://schemas.openxmlformats.org/drawingml/2006/wordprocessingDrawing" xmlns:r="http://schemas.openxmlformats.org/officeDocument/2006/relationships" xmlns:w14="http://schemas.microsoft.com/office/word/2010/wordml">
+              <w:rPr>
+                <w:rFonts w:ascii="Arial" w:hAnsi="Arial" w:eastAsia="Arial" w:cs="Arial"/>
+                <w:i w:val="false"/>
+                <w:b w:val="false"/>
+                <w:u w:val="none"/>
+                <w:strike w:val="false"/>
+                <w:sz w:val="22"/>
+                <w:szCs w:val="22"/>
+                <w:color w:val="000000"/>
+              </w:rPr>
+              <w:t xml:space="preserve">-31.3</w:t>
             </w:r>
           </w:p>
         </w:tc>
@@ -2218,7 +2527,7 @@
                 <w:szCs w:val="22"/>
                 <w:color w:val="000000"/>
               </w:rPr>
-              <w:t xml:space="preserve">-0.03</w:t>
+              <w:t xml:space="preserve">-0.02</w:t>
             </w:r>
           </w:p>
         </w:tc>
@@ -2326,7 +2635,7 @@
                 <w:szCs w:val="22"/>
                 <w:color w:val="000000"/>
               </w:rPr>
-              <w:t xml:space="preserve">-16.5</w:t>
+              <w:t xml:space="preserve">-15.1</w:t>
             </w:r>
           </w:p>
         </w:tc>
@@ -2493,7 +2802,7 @@
                 <w:szCs w:val="22"/>
                 <w:color w:val="000000"/>
               </w:rPr>
-              <w:t xml:space="preserve">-0.02</w:t>
+              <w:t xml:space="preserve">-0.01</w:t>
             </w:r>
           </w:p>
         </w:tc>
@@ -2601,7 +2910,7 @@
                 <w:szCs w:val="22"/>
                 <w:color w:val="000000"/>
               </w:rPr>
-              <w:t xml:space="preserve">-17.6</w:t>
+              <w:t xml:space="preserve">-20.2</w:t>
             </w:r>
           </w:p>
         </w:tc>

--- a/paper_supplement.docx
+++ b/paper_supplement.docx
@@ -10,13 +10,22 @@
         <w:t xml:space="preserve">Supplementary materials</w:t>
       </w:r>
     </w:p>
-    <w:bookmarkStart w:id="23" w:name="X9096d13cf0502fcbb79fa8ef8eae01c097c6d00"/>
+    <w:bookmarkStart w:id="21" w:name="X23b7ec7ad8124b9e4aa3b54f833c070108c210a"/>
     <w:p>
       <w:pPr>
         <w:pStyle w:val="Heading2"/>
       </w:pPr>
       <w:r>
-        <w:t xml:space="preserve">Relationship between fixation density and word length for fast vs. slow readers</w:t>
+        <w:rPr>
+          <w:rStyle w:val="SectionNumber"/>
+        </w:rPr>
+        <w:t xml:space="preserve">1</w:t>
+      </w:r>
+      <w:r>
+        <w:tab/>
+      </w:r>
+      <w:r>
+        <w:t xml:space="preserve">Descriptive statistics for dependent measures</w:t>
       </w:r>
     </w:p>
     <w:p>
@@ -24,6 +33,720 @@
         <w:pStyle w:val="FirstParagraph"/>
       </w:pPr>
       <w:r>
+        <w:t xml:space="preserve">Descriptive statistics (means and standard deviations) for the three dependent measures: skipping probability, first fixation duration, and gaze duration. These values represent raw means and standard deviations and are not adjusted for suffix frequency, length, predictability, or participant variability. These factors are accounted for in the mixed-effects models reported in the main text.</w:t>
+      </w:r>
+    </w:p>
+    <w:p>
+      <w:pPr>
+        <w:pStyle w:val="TableCaption"/>
+      </w:pPr>
+      <w:bookmarkStart w:id="20" w:name="tab:descriptivestats"/>
+      <w:bookmarkEnd w:id="20"/>
+      <w:r>
+        <w:t xml:space="preserve">Table 1:</w:t>
+      </w:r>
+      <w:r>
+        <w:t xml:space="preserve"> </w:t>
+      </w:r>
+      <w:r>
+        <w:t xml:space="preserve">Descriptive statistics for eye-movement measures by suffix type</w:t>
+      </w:r>
+    </w:p>
+    <w:tbl xmlns:w="http://schemas.openxmlformats.org/wordprocessingml/2006/main" xmlns:r="http://schemas.openxmlformats.org/officeDocument/2006/relationships" xmlns:w14="http://schemas.microsoft.com/office/word/2010/wordml" xmlns:wp="http://schemas.openxmlformats.org/drawingml/2006/wordprocessingDrawing" xmlns:a="http://schemas.openxmlformats.org/drawingml/2006/main" xmlns:pic="http://schemas.openxmlformats.org/drawingml/2006/picture">
+      <w:tblPr>
+        <w:tblLayout w:type="fixed"/>
+        <w:jc w:val="center"/>
+        <w:tblLook w:firstRow="1" w:lastRow="0" w:firstColumn="0" w:lastColumn="0" w:noHBand="0" w:noVBand="1"/>
+      </w:tblPr>
+      <w:tblGrid>
+        <w:gridCol w:w="3007"/>
+        <w:gridCol w:w="2518"/>
+        <w:gridCol w:w="1956"/>
+      </w:tblGrid>
+      <w:tr>
+        <w:trPr>
+          <w:trHeight w:val="627" w:hRule="auto"/>
+        </w:trPr>
+        <w:tc>
+          <w:tcPr>
+            <w:tcBorders>
+              <w:bottom w:val="single" w:sz="8" w:space="0" w:color="000000"/>
+              <w:top w:val="single" w:sz="8" w:space="0" w:color="000000"/>
+              <w:left w:val="none" w:sz="0" w:space="0" w:color="000000"/>
+              <w:right w:val="none" w:sz="0" w:space="0" w:color="000000"/>
+            </w:tcBorders>
+            <w:shd w:val="clear" w:color="auto" w:fill="FFFFFF"/>
+            <w:tcMar>
+              <w:top w:w="0" w:type="dxa"/>
+              <w:bottom w:w="0" w:type="dxa"/>
+              <w:left w:w="0" w:type="dxa"/>
+              <w:right w:w="0" w:type="dxa"/>
+            </w:tcMar>
+            <w:vAlign w:val="top"/>
+          </w:tcPr>
+          <w:p>
+            <w:pPr>
+              <w:jc w:val="left"/>
+              <w:pBdr>
+                <w:bottom w:val="none" w:sz="0" w:space="0" w:color="000000"/>
+                <w:top w:val="none" w:sz="0" w:space="0" w:color="000000"/>
+                <w:left w:val="none" w:sz="0" w:space="0" w:color="000000"/>
+                <w:right w:val="none" w:sz="0" w:space="0" w:color="000000"/>
+              </w:pBdr>
+              <w:spacing w:after="120" w:before="120" w:line="240"/>
+              <w:ind w:left="120" w:right="120" w:firstLine="0" w:firstLineChars="0"/>
+              <w:rPr>
+                <w:rFonts w:ascii="Arial" w:hAnsi="Arial" w:eastAsia="Arial" w:cs="Arial"/>
+                <w:i w:val="false"/>
+                <w:b w:val="false"/>
+                <w:u w:val="none"/>
+                <w:strike w:val="false"/>
+                <w:sz w:val="22"/>
+                <w:szCs w:val="22"/>
+                <w:color w:val="000000"/>
+              </w:rPr>
+            </w:pPr>
+            <w:r xmlns:w="http://schemas.openxmlformats.org/wordprocessingml/2006/main" xmlns:wp="http://schemas.openxmlformats.org/drawingml/2006/wordprocessingDrawing" xmlns:r="http://schemas.openxmlformats.org/officeDocument/2006/relationships" xmlns:w14="http://schemas.microsoft.com/office/word/2010/wordml">
+              <w:rPr>
+                <w:rFonts w:ascii="Arial" w:hAnsi="Arial" w:eastAsia="Arial" w:cs="Arial"/>
+                <w:i w:val="false"/>
+                <w:b w:val="false"/>
+                <w:u w:val="none"/>
+                <w:strike w:val="false"/>
+                <w:sz w:val="22"/>
+                <w:szCs w:val="22"/>
+                <w:color w:val="000000"/>
+              </w:rPr>
+              <w:t xml:space="preserve">measure</w:t>
+            </w:r>
+          </w:p>
+        </w:tc>
+        <w:tc>
+          <w:tcPr>
+            <w:tcBorders>
+              <w:bottom w:val="single" w:sz="8" w:space="0" w:color="000000"/>
+              <w:top w:val="single" w:sz="8" w:space="0" w:color="000000"/>
+              <w:left w:val="none" w:sz="0" w:space="0" w:color="000000"/>
+              <w:right w:val="none" w:sz="0" w:space="0" w:color="000000"/>
+            </w:tcBorders>
+            <w:shd w:val="clear" w:color="auto" w:fill="FFFFFF"/>
+            <w:tcMar>
+              <w:top w:w="0" w:type="dxa"/>
+              <w:bottom w:w="0" w:type="dxa"/>
+              <w:left w:w="0" w:type="dxa"/>
+              <w:right w:w="0" w:type="dxa"/>
+            </w:tcMar>
+            <w:vAlign w:val="top"/>
+          </w:tcPr>
+          <w:p>
+            <w:pPr>
+              <w:jc w:val="right"/>
+              <w:pBdr>
+                <w:bottom w:val="none" w:sz="0" w:space="0" w:color="000000"/>
+                <w:top w:val="none" w:sz="0" w:space="0" w:color="000000"/>
+                <w:left w:val="none" w:sz="0" w:space="0" w:color="000000"/>
+                <w:right w:val="none" w:sz="0" w:space="0" w:color="000000"/>
+              </w:pBdr>
+              <w:spacing w:after="120" w:before="120" w:line="240"/>
+              <w:ind w:left="120" w:right="120" w:firstLine="0" w:firstLineChars="0"/>
+              <w:rPr>
+                <w:rFonts w:ascii="Arial" w:hAnsi="Arial" w:eastAsia="Arial" w:cs="Arial"/>
+                <w:i w:val="false"/>
+                <w:b w:val="false"/>
+                <w:u w:val="none"/>
+                <w:strike w:val="false"/>
+                <w:sz w:val="22"/>
+                <w:szCs w:val="22"/>
+                <w:color w:val="000000"/>
+              </w:rPr>
+            </w:pPr>
+            <w:r xmlns:w="http://schemas.openxmlformats.org/wordprocessingml/2006/main" xmlns:wp="http://schemas.openxmlformats.org/drawingml/2006/wordprocessingDrawing" xmlns:r="http://schemas.openxmlformats.org/officeDocument/2006/relationships" xmlns:w14="http://schemas.microsoft.com/office/word/2010/wordml">
+              <w:rPr>
+                <w:rFonts w:ascii="Arial" w:hAnsi="Arial" w:eastAsia="Arial" w:cs="Arial"/>
+                <w:i w:val="false"/>
+                <w:b w:val="false"/>
+                <w:u w:val="none"/>
+                <w:strike w:val="false"/>
+                <w:sz w:val="22"/>
+                <w:szCs w:val="22"/>
+                <w:color w:val="000000"/>
+              </w:rPr>
+              <w:t xml:space="preserve">Grammatical suffixes</w:t>
+            </w:r>
+          </w:p>
+        </w:tc>
+        <w:tc>
+          <w:tcPr>
+            <w:tcBorders>
+              <w:bottom w:val="single" w:sz="8" w:space="0" w:color="000000"/>
+              <w:top w:val="single" w:sz="8" w:space="0" w:color="000000"/>
+              <w:left w:val="none" w:sz="0" w:space="0" w:color="000000"/>
+              <w:right w:val="none" w:sz="0" w:space="0" w:color="000000"/>
+            </w:tcBorders>
+            <w:shd w:val="clear" w:color="auto" w:fill="FFFFFF"/>
+            <w:tcMar>
+              <w:top w:w="0" w:type="dxa"/>
+              <w:bottom w:w="0" w:type="dxa"/>
+              <w:left w:w="0" w:type="dxa"/>
+              <w:right w:w="0" w:type="dxa"/>
+            </w:tcMar>
+            <w:vAlign w:val="top"/>
+          </w:tcPr>
+          <w:p>
+            <w:pPr>
+              <w:jc w:val="right"/>
+              <w:pBdr>
+                <w:bottom w:val="none" w:sz="0" w:space="0" w:color="000000"/>
+                <w:top w:val="none" w:sz="0" w:space="0" w:color="000000"/>
+                <w:left w:val="none" w:sz="0" w:space="0" w:color="000000"/>
+                <w:right w:val="none" w:sz="0" w:space="0" w:color="000000"/>
+              </w:pBdr>
+              <w:spacing w:after="120" w:before="120" w:line="240"/>
+              <w:ind w:left="120" w:right="120" w:firstLine="0" w:firstLineChars="0"/>
+              <w:rPr>
+                <w:rFonts w:ascii="Arial" w:hAnsi="Arial" w:eastAsia="Arial" w:cs="Arial"/>
+                <w:i w:val="false"/>
+                <w:b w:val="false"/>
+                <w:u w:val="none"/>
+                <w:strike w:val="false"/>
+                <w:sz w:val="22"/>
+                <w:szCs w:val="22"/>
+                <w:color w:val="000000"/>
+              </w:rPr>
+            </w:pPr>
+            <w:r xmlns:w="http://schemas.openxmlformats.org/wordprocessingml/2006/main" xmlns:wp="http://schemas.openxmlformats.org/drawingml/2006/wordprocessingDrawing" xmlns:r="http://schemas.openxmlformats.org/officeDocument/2006/relationships" xmlns:w14="http://schemas.microsoft.com/office/word/2010/wordml">
+              <w:rPr>
+                <w:rFonts w:ascii="Arial" w:hAnsi="Arial" w:eastAsia="Arial" w:cs="Arial"/>
+                <w:i w:val="false"/>
+                <w:b w:val="false"/>
+                <w:u w:val="none"/>
+                <w:strike w:val="false"/>
+                <w:sz w:val="22"/>
+                <w:szCs w:val="22"/>
+                <w:color w:val="000000"/>
+              </w:rPr>
+              <w:t xml:space="preserve">Lexical suffixes</w:t>
+            </w:r>
+          </w:p>
+        </w:tc>
+      </w:tr>
+      <w:tr>
+        <w:trPr>
+          <w:trHeight w:val="670" w:hRule="auto"/>
+        </w:trPr>
+        <w:tc>
+          <w:tcPr>
+            <w:tcBorders>
+              <w:bottom w:val="none" w:sz="0" w:space="0" w:color="000000"/>
+              <w:top w:val="single" w:sz="8" w:space="0" w:color="000000"/>
+              <w:left w:val="none" w:sz="0" w:space="0" w:color="000000"/>
+              <w:right w:val="none" w:sz="0" w:space="0" w:color="000000"/>
+            </w:tcBorders>
+            <w:shd w:val="clear" w:color="auto" w:fill="FFFFFF"/>
+            <w:tcMar>
+              <w:top w:w="0" w:type="dxa"/>
+              <w:bottom w:w="0" w:type="dxa"/>
+              <w:left w:w="0" w:type="dxa"/>
+              <w:right w:w="0" w:type="dxa"/>
+            </w:tcMar>
+            <w:vAlign w:val="top"/>
+          </w:tcPr>
+          <w:p>
+            <w:pPr>
+              <w:jc w:val="left"/>
+              <w:pBdr>
+                <w:bottom w:val="none" w:sz="0" w:space="0" w:color="000000"/>
+                <w:top w:val="none" w:sz="0" w:space="0" w:color="000000"/>
+                <w:left w:val="none" w:sz="0" w:space="0" w:color="000000"/>
+                <w:right w:val="none" w:sz="0" w:space="0" w:color="000000"/>
+              </w:pBdr>
+              <w:spacing w:after="120" w:before="120" w:line="240"/>
+              <w:ind w:left="120" w:right="120" w:firstLine="0" w:firstLineChars="0"/>
+              <w:rPr>
+                <w:rFonts w:ascii="Arial" w:hAnsi="Arial" w:eastAsia="Arial" w:cs="Arial"/>
+                <w:i w:val="false"/>
+                <w:b w:val="false"/>
+                <w:u w:val="none"/>
+                <w:strike w:val="false"/>
+                <w:sz w:val="22"/>
+                <w:szCs w:val="22"/>
+                <w:color w:val="000000"/>
+              </w:rPr>
+            </w:pPr>
+            <w:r xmlns:w="http://schemas.openxmlformats.org/wordprocessingml/2006/main" xmlns:wp="http://schemas.openxmlformats.org/drawingml/2006/wordprocessingDrawing" xmlns:r="http://schemas.openxmlformats.org/officeDocument/2006/relationships" xmlns:w14="http://schemas.microsoft.com/office/word/2010/wordml">
+              <w:rPr>
+                <w:rFonts w:ascii="Arial" w:hAnsi="Arial" w:eastAsia="Arial" w:cs="Arial"/>
+                <w:i w:val="false"/>
+                <w:b w:val="false"/>
+                <w:u w:val="none"/>
+                <w:strike w:val="false"/>
+                <w:sz w:val="22"/>
+                <w:szCs w:val="22"/>
+                <w:color w:val="000000"/>
+              </w:rPr>
+              <w:t xml:space="preserve">Skipping probability</w:t>
+            </w:r>
+          </w:p>
+        </w:tc>
+        <w:tc>
+          <w:tcPr>
+            <w:tcBorders>
+              <w:bottom w:val="none" w:sz="0" w:space="0" w:color="000000"/>
+              <w:top w:val="single" w:sz="8" w:space="0" w:color="000000"/>
+              <w:left w:val="none" w:sz="0" w:space="0" w:color="000000"/>
+              <w:right w:val="none" w:sz="0" w:space="0" w:color="000000"/>
+            </w:tcBorders>
+            <w:shd w:val="clear" w:color="auto" w:fill="FFFFFF"/>
+            <w:tcMar>
+              <w:top w:w="0" w:type="dxa"/>
+              <w:bottom w:w="0" w:type="dxa"/>
+              <w:left w:w="0" w:type="dxa"/>
+              <w:right w:w="0" w:type="dxa"/>
+            </w:tcMar>
+            <w:vAlign w:val="top"/>
+          </w:tcPr>
+          <w:p>
+            <w:pPr>
+              <w:jc w:val="right"/>
+              <w:pBdr>
+                <w:bottom w:val="none" w:sz="0" w:space="0" w:color="000000"/>
+                <w:top w:val="none" w:sz="0" w:space="0" w:color="000000"/>
+                <w:left w:val="none" w:sz="0" w:space="0" w:color="000000"/>
+                <w:right w:val="none" w:sz="0" w:space="0" w:color="000000"/>
+              </w:pBdr>
+              <w:spacing w:after="120" w:before="120" w:line="240"/>
+              <w:ind w:left="120" w:right="120" w:firstLine="0" w:firstLineChars="0"/>
+              <w:rPr>
+                <w:rFonts w:ascii="Arial" w:hAnsi="Arial" w:eastAsia="Arial" w:cs="Arial"/>
+                <w:i w:val="false"/>
+                <w:b w:val="false"/>
+                <w:u w:val="none"/>
+                <w:strike w:val="false"/>
+                <w:sz w:val="22"/>
+                <w:szCs w:val="22"/>
+                <w:color w:val="000000"/>
+              </w:rPr>
+            </w:pPr>
+            <w:r xmlns:w="http://schemas.openxmlformats.org/wordprocessingml/2006/main" xmlns:wp="http://schemas.openxmlformats.org/drawingml/2006/wordprocessingDrawing" xmlns:r="http://schemas.openxmlformats.org/officeDocument/2006/relationships" xmlns:w14="http://schemas.microsoft.com/office/word/2010/wordml">
+              <w:rPr>
+                <w:rFonts w:ascii="Arial" w:hAnsi="Arial" w:eastAsia="Arial" w:cs="Arial"/>
+                <w:i w:val="false"/>
+                <w:b w:val="false"/>
+                <w:u w:val="none"/>
+                <w:strike w:val="false"/>
+                <w:sz w:val="22"/>
+                <w:szCs w:val="22"/>
+                <w:color w:val="000000"/>
+              </w:rPr>
+              <w:t xml:space="preserve">0.07 (0.26)</w:t>
+            </w:r>
+          </w:p>
+        </w:tc>
+        <w:tc>
+          <w:tcPr>
+            <w:tcBorders>
+              <w:bottom w:val="none" w:sz="0" w:space="0" w:color="000000"/>
+              <w:top w:val="single" w:sz="8" w:space="0" w:color="000000"/>
+              <w:left w:val="none" w:sz="0" w:space="0" w:color="000000"/>
+              <w:right w:val="none" w:sz="0" w:space="0" w:color="000000"/>
+            </w:tcBorders>
+            <w:shd w:val="clear" w:color="auto" w:fill="FFFFFF"/>
+            <w:tcMar>
+              <w:top w:w="0" w:type="dxa"/>
+              <w:bottom w:w="0" w:type="dxa"/>
+              <w:left w:w="0" w:type="dxa"/>
+              <w:right w:w="0" w:type="dxa"/>
+            </w:tcMar>
+            <w:vAlign w:val="top"/>
+          </w:tcPr>
+          <w:p>
+            <w:pPr>
+              <w:jc w:val="right"/>
+              <w:pBdr>
+                <w:bottom w:val="none" w:sz="0" w:space="0" w:color="000000"/>
+                <w:top w:val="none" w:sz="0" w:space="0" w:color="000000"/>
+                <w:left w:val="none" w:sz="0" w:space="0" w:color="000000"/>
+                <w:right w:val="none" w:sz="0" w:space="0" w:color="000000"/>
+              </w:pBdr>
+              <w:spacing w:after="120" w:before="120" w:line="240"/>
+              <w:ind w:left="120" w:right="120" w:firstLine="0" w:firstLineChars="0"/>
+              <w:rPr>
+                <w:rFonts w:ascii="Arial" w:hAnsi="Arial" w:eastAsia="Arial" w:cs="Arial"/>
+                <w:i w:val="false"/>
+                <w:b w:val="false"/>
+                <w:u w:val="none"/>
+                <w:strike w:val="false"/>
+                <w:sz w:val="22"/>
+                <w:szCs w:val="22"/>
+                <w:color w:val="000000"/>
+              </w:rPr>
+            </w:pPr>
+            <w:r xmlns:w="http://schemas.openxmlformats.org/wordprocessingml/2006/main" xmlns:wp="http://schemas.openxmlformats.org/drawingml/2006/wordprocessingDrawing" xmlns:r="http://schemas.openxmlformats.org/officeDocument/2006/relationships" xmlns:w14="http://schemas.microsoft.com/office/word/2010/wordml">
+              <w:rPr>
+                <w:rFonts w:ascii="Arial" w:hAnsi="Arial" w:eastAsia="Arial" w:cs="Arial"/>
+                <w:i w:val="false"/>
+                <w:b w:val="false"/>
+                <w:u w:val="none"/>
+                <w:strike w:val="false"/>
+                <w:sz w:val="22"/>
+                <w:szCs w:val="22"/>
+                <w:color w:val="000000"/>
+              </w:rPr>
+              <w:t xml:space="preserve">0.10 (0.31)</w:t>
+            </w:r>
+          </w:p>
+        </w:tc>
+      </w:tr>
+      <w:tr>
+        <w:trPr>
+          <w:trHeight w:val="670" w:hRule="auto"/>
+        </w:trPr>
+        <w:tc>
+          <w:tcPr>
+            <w:tcBorders>
+              <w:bottom w:val="none" w:sz="0" w:space="0" w:color="000000"/>
+              <w:top w:val="none" w:sz="0" w:space="0" w:color="000000"/>
+              <w:left w:val="none" w:sz="0" w:space="0" w:color="000000"/>
+              <w:right w:val="none" w:sz="0" w:space="0" w:color="000000"/>
+            </w:tcBorders>
+            <w:shd w:val="clear" w:color="auto" w:fill="FFFFFF"/>
+            <w:tcMar>
+              <w:top w:w="0" w:type="dxa"/>
+              <w:bottom w:w="0" w:type="dxa"/>
+              <w:left w:w="0" w:type="dxa"/>
+              <w:right w:w="0" w:type="dxa"/>
+            </w:tcMar>
+            <w:vAlign w:val="top"/>
+          </w:tcPr>
+          <w:p>
+            <w:pPr>
+              <w:jc w:val="left"/>
+              <w:pBdr>
+                <w:bottom w:val="none" w:sz="0" w:space="0" w:color="000000"/>
+                <w:top w:val="none" w:sz="0" w:space="0" w:color="000000"/>
+                <w:left w:val="none" w:sz="0" w:space="0" w:color="000000"/>
+                <w:right w:val="none" w:sz="0" w:space="0" w:color="000000"/>
+              </w:pBdr>
+              <w:spacing w:after="120" w:before="120" w:line="240"/>
+              <w:ind w:left="120" w:right="120" w:firstLine="0" w:firstLineChars="0"/>
+              <w:rPr>
+                <w:rFonts w:ascii="Arial" w:hAnsi="Arial" w:eastAsia="Arial" w:cs="Arial"/>
+                <w:i w:val="false"/>
+                <w:b w:val="false"/>
+                <w:u w:val="none"/>
+                <w:strike w:val="false"/>
+                <w:sz w:val="22"/>
+                <w:szCs w:val="22"/>
+                <w:color w:val="000000"/>
+              </w:rPr>
+            </w:pPr>
+            <w:r xmlns:w="http://schemas.openxmlformats.org/wordprocessingml/2006/main" xmlns:wp="http://schemas.openxmlformats.org/drawingml/2006/wordprocessingDrawing" xmlns:r="http://schemas.openxmlformats.org/officeDocument/2006/relationships" xmlns:w14="http://schemas.microsoft.com/office/word/2010/wordml">
+              <w:rPr>
+                <w:rFonts w:ascii="Arial" w:hAnsi="Arial" w:eastAsia="Arial" w:cs="Arial"/>
+                <w:i w:val="false"/>
+                <w:b w:val="false"/>
+                <w:u w:val="none"/>
+                <w:strike w:val="false"/>
+                <w:sz w:val="22"/>
+                <w:szCs w:val="22"/>
+                <w:color w:val="000000"/>
+              </w:rPr>
+              <w:t xml:space="preserve">First fixation duration (ms)</w:t>
+            </w:r>
+          </w:p>
+        </w:tc>
+        <w:tc>
+          <w:tcPr>
+            <w:tcBorders>
+              <w:bottom w:val="none" w:sz="0" w:space="0" w:color="000000"/>
+              <w:top w:val="none" w:sz="0" w:space="0" w:color="000000"/>
+              <w:left w:val="none" w:sz="0" w:space="0" w:color="000000"/>
+              <w:right w:val="none" w:sz="0" w:space="0" w:color="000000"/>
+            </w:tcBorders>
+            <w:shd w:val="clear" w:color="auto" w:fill="FFFFFF"/>
+            <w:tcMar>
+              <w:top w:w="0" w:type="dxa"/>
+              <w:bottom w:w="0" w:type="dxa"/>
+              <w:left w:w="0" w:type="dxa"/>
+              <w:right w:w="0" w:type="dxa"/>
+            </w:tcMar>
+            <w:vAlign w:val="top"/>
+          </w:tcPr>
+          <w:p>
+            <w:pPr>
+              <w:jc w:val="right"/>
+              <w:pBdr>
+                <w:bottom w:val="none" w:sz="0" w:space="0" w:color="000000"/>
+                <w:top w:val="none" w:sz="0" w:space="0" w:color="000000"/>
+                <w:left w:val="none" w:sz="0" w:space="0" w:color="000000"/>
+                <w:right w:val="none" w:sz="0" w:space="0" w:color="000000"/>
+              </w:pBdr>
+              <w:spacing w:after="120" w:before="120" w:line="240"/>
+              <w:ind w:left="120" w:right="120" w:firstLine="0" w:firstLineChars="0"/>
+              <w:rPr>
+                <w:rFonts w:ascii="Arial" w:hAnsi="Arial" w:eastAsia="Arial" w:cs="Arial"/>
+                <w:i w:val="false"/>
+                <w:b w:val="false"/>
+                <w:u w:val="none"/>
+                <w:strike w:val="false"/>
+                <w:sz w:val="22"/>
+                <w:szCs w:val="22"/>
+                <w:color w:val="000000"/>
+              </w:rPr>
+            </w:pPr>
+            <w:r xmlns:w="http://schemas.openxmlformats.org/wordprocessingml/2006/main" xmlns:wp="http://schemas.openxmlformats.org/drawingml/2006/wordprocessingDrawing" xmlns:r="http://schemas.openxmlformats.org/officeDocument/2006/relationships" xmlns:w14="http://schemas.microsoft.com/office/word/2010/wordml">
+              <w:rPr>
+                <w:rFonts w:ascii="Arial" w:hAnsi="Arial" w:eastAsia="Arial" w:cs="Arial"/>
+                <w:i w:val="false"/>
+                <w:b w:val="false"/>
+                <w:u w:val="none"/>
+                <w:strike w:val="false"/>
+                <w:sz w:val="22"/>
+                <w:szCs w:val="22"/>
+                <w:color w:val="000000"/>
+              </w:rPr>
+              <w:t xml:space="preserve">245 (97)</w:t>
+            </w:r>
+          </w:p>
+        </w:tc>
+        <w:tc>
+          <w:tcPr>
+            <w:tcBorders>
+              <w:bottom w:val="none" w:sz="0" w:space="0" w:color="000000"/>
+              <w:top w:val="none" w:sz="0" w:space="0" w:color="000000"/>
+              <w:left w:val="none" w:sz="0" w:space="0" w:color="000000"/>
+              <w:right w:val="none" w:sz="0" w:space="0" w:color="000000"/>
+            </w:tcBorders>
+            <w:shd w:val="clear" w:color="auto" w:fill="FFFFFF"/>
+            <w:tcMar>
+              <w:top w:w="0" w:type="dxa"/>
+              <w:bottom w:w="0" w:type="dxa"/>
+              <w:left w:w="0" w:type="dxa"/>
+              <w:right w:w="0" w:type="dxa"/>
+            </w:tcMar>
+            <w:vAlign w:val="top"/>
+          </w:tcPr>
+          <w:p>
+            <w:pPr>
+              <w:jc w:val="right"/>
+              <w:pBdr>
+                <w:bottom w:val="none" w:sz="0" w:space="0" w:color="000000"/>
+                <w:top w:val="none" w:sz="0" w:space="0" w:color="000000"/>
+                <w:left w:val="none" w:sz="0" w:space="0" w:color="000000"/>
+                <w:right w:val="none" w:sz="0" w:space="0" w:color="000000"/>
+              </w:pBdr>
+              <w:spacing w:after="120" w:before="120" w:line="240"/>
+              <w:ind w:left="120" w:right="120" w:firstLine="0" w:firstLineChars="0"/>
+              <w:rPr>
+                <w:rFonts w:ascii="Arial" w:hAnsi="Arial" w:eastAsia="Arial" w:cs="Arial"/>
+                <w:i w:val="false"/>
+                <w:b w:val="false"/>
+                <w:u w:val="none"/>
+                <w:strike w:val="false"/>
+                <w:sz w:val="22"/>
+                <w:szCs w:val="22"/>
+                <w:color w:val="000000"/>
+              </w:rPr>
+            </w:pPr>
+            <w:r xmlns:w="http://schemas.openxmlformats.org/wordprocessingml/2006/main" xmlns:wp="http://schemas.openxmlformats.org/drawingml/2006/wordprocessingDrawing" xmlns:r="http://schemas.openxmlformats.org/officeDocument/2006/relationships" xmlns:w14="http://schemas.microsoft.com/office/word/2010/wordml">
+              <w:rPr>
+                <w:rFonts w:ascii="Arial" w:hAnsi="Arial" w:eastAsia="Arial" w:cs="Arial"/>
+                <w:i w:val="false"/>
+                <w:b w:val="false"/>
+                <w:u w:val="none"/>
+                <w:strike w:val="false"/>
+                <w:sz w:val="22"/>
+                <w:szCs w:val="22"/>
+                <w:color w:val="000000"/>
+              </w:rPr>
+              <w:t xml:space="preserve">253 (104)</w:t>
+            </w:r>
+          </w:p>
+        </w:tc>
+      </w:tr>
+      <w:tr>
+        <w:trPr>
+          <w:trHeight w:val="670" w:hRule="auto"/>
+        </w:trPr>
+        <w:tc>
+          <w:tcPr>
+            <w:tcBorders>
+              <w:bottom w:val="none" w:sz="0" w:space="0" w:color="000000"/>
+              <w:top w:val="none" w:sz="0" w:space="0" w:color="000000"/>
+              <w:left w:val="none" w:sz="0" w:space="0" w:color="000000"/>
+              <w:right w:val="none" w:sz="0" w:space="0" w:color="000000"/>
+            </w:tcBorders>
+            <w:shd w:val="clear" w:color="auto" w:fill="FFFFFF"/>
+            <w:tcMar>
+              <w:top w:w="0" w:type="dxa"/>
+              <w:bottom w:w="0" w:type="dxa"/>
+              <w:left w:w="0" w:type="dxa"/>
+              <w:right w:w="0" w:type="dxa"/>
+            </w:tcMar>
+            <w:vAlign w:val="top"/>
+          </w:tcPr>
+          <w:p>
+            <w:pPr>
+              <w:jc w:val="left"/>
+              <w:pBdr>
+                <w:bottom w:val="none" w:sz="0" w:space="0" w:color="000000"/>
+                <w:top w:val="none" w:sz="0" w:space="0" w:color="000000"/>
+                <w:left w:val="none" w:sz="0" w:space="0" w:color="000000"/>
+                <w:right w:val="none" w:sz="0" w:space="0" w:color="000000"/>
+              </w:pBdr>
+              <w:spacing w:after="120" w:before="120" w:line="240"/>
+              <w:ind w:left="120" w:right="120" w:firstLine="0" w:firstLineChars="0"/>
+              <w:rPr>
+                <w:rFonts w:ascii="Arial" w:hAnsi="Arial" w:eastAsia="Arial" w:cs="Arial"/>
+                <w:i w:val="false"/>
+                <w:b w:val="false"/>
+                <w:u w:val="none"/>
+                <w:strike w:val="false"/>
+                <w:sz w:val="22"/>
+                <w:szCs w:val="22"/>
+                <w:color w:val="000000"/>
+              </w:rPr>
+            </w:pPr>
+            <w:r xmlns:w="http://schemas.openxmlformats.org/wordprocessingml/2006/main" xmlns:wp="http://schemas.openxmlformats.org/drawingml/2006/wordprocessingDrawing" xmlns:r="http://schemas.openxmlformats.org/officeDocument/2006/relationships" xmlns:w14="http://schemas.microsoft.com/office/word/2010/wordml">
+              <w:rPr>
+                <w:rFonts w:ascii="Arial" w:hAnsi="Arial" w:eastAsia="Arial" w:cs="Arial"/>
+                <w:i w:val="false"/>
+                <w:b w:val="false"/>
+                <w:u w:val="none"/>
+                <w:strike w:val="false"/>
+                <w:sz w:val="22"/>
+                <w:szCs w:val="22"/>
+                <w:color w:val="000000"/>
+              </w:rPr>
+              <w:t xml:space="preserve">Gaze duration (ms)</w:t>
+            </w:r>
+          </w:p>
+        </w:tc>
+        <w:tc>
+          <w:tcPr>
+            <w:tcBorders>
+              <w:bottom w:val="none" w:sz="0" w:space="0" w:color="000000"/>
+              <w:top w:val="none" w:sz="0" w:space="0" w:color="000000"/>
+              <w:left w:val="none" w:sz="0" w:space="0" w:color="000000"/>
+              <w:right w:val="none" w:sz="0" w:space="0" w:color="000000"/>
+            </w:tcBorders>
+            <w:shd w:val="clear" w:color="auto" w:fill="FFFFFF"/>
+            <w:tcMar>
+              <w:top w:w="0" w:type="dxa"/>
+              <w:bottom w:w="0" w:type="dxa"/>
+              <w:left w:w="0" w:type="dxa"/>
+              <w:right w:w="0" w:type="dxa"/>
+            </w:tcMar>
+            <w:vAlign w:val="top"/>
+          </w:tcPr>
+          <w:p>
+            <w:pPr>
+              <w:jc w:val="right"/>
+              <w:pBdr>
+                <w:bottom w:val="none" w:sz="0" w:space="0" w:color="000000"/>
+                <w:top w:val="none" w:sz="0" w:space="0" w:color="000000"/>
+                <w:left w:val="none" w:sz="0" w:space="0" w:color="000000"/>
+                <w:right w:val="none" w:sz="0" w:space="0" w:color="000000"/>
+              </w:pBdr>
+              <w:spacing w:after="120" w:before="120" w:line="240"/>
+              <w:ind w:left="120" w:right="120" w:firstLine="0" w:firstLineChars="0"/>
+              <w:rPr>
+                <w:rFonts w:ascii="Arial" w:hAnsi="Arial" w:eastAsia="Arial" w:cs="Arial"/>
+                <w:i w:val="false"/>
+                <w:b w:val="false"/>
+                <w:u w:val="none"/>
+                <w:strike w:val="false"/>
+                <w:sz w:val="22"/>
+                <w:szCs w:val="22"/>
+                <w:color w:val="000000"/>
+              </w:rPr>
+            </w:pPr>
+            <w:r xmlns:w="http://schemas.openxmlformats.org/wordprocessingml/2006/main" xmlns:wp="http://schemas.openxmlformats.org/drawingml/2006/wordprocessingDrawing" xmlns:r="http://schemas.openxmlformats.org/officeDocument/2006/relationships" xmlns:w14="http://schemas.microsoft.com/office/word/2010/wordml">
+              <w:rPr>
+                <w:rFonts w:ascii="Arial" w:hAnsi="Arial" w:eastAsia="Arial" w:cs="Arial"/>
+                <w:i w:val="false"/>
+                <w:b w:val="false"/>
+                <w:u w:val="none"/>
+                <w:strike w:val="false"/>
+                <w:sz w:val="22"/>
+                <w:szCs w:val="22"/>
+                <w:color w:val="000000"/>
+              </w:rPr>
+              <w:t xml:space="preserve">392 (268)</w:t>
+            </w:r>
+          </w:p>
+        </w:tc>
+        <w:tc>
+          <w:tcPr>
+            <w:tcBorders>
+              <w:bottom w:val="none" w:sz="0" w:space="0" w:color="000000"/>
+              <w:top w:val="none" w:sz="0" w:space="0" w:color="000000"/>
+              <w:left w:val="none" w:sz="0" w:space="0" w:color="000000"/>
+              <w:right w:val="none" w:sz="0" w:space="0" w:color="000000"/>
+            </w:tcBorders>
+            <w:shd w:val="clear" w:color="auto" w:fill="FFFFFF"/>
+            <w:tcMar>
+              <w:top w:w="0" w:type="dxa"/>
+              <w:bottom w:w="0" w:type="dxa"/>
+              <w:left w:w="0" w:type="dxa"/>
+              <w:right w:w="0" w:type="dxa"/>
+            </w:tcMar>
+            <w:vAlign w:val="top"/>
+          </w:tcPr>
+          <w:p>
+            <w:pPr>
+              <w:jc w:val="right"/>
+              <w:pBdr>
+                <w:bottom w:val="none" w:sz="0" w:space="0" w:color="000000"/>
+                <w:top w:val="none" w:sz="0" w:space="0" w:color="000000"/>
+                <w:left w:val="none" w:sz="0" w:space="0" w:color="000000"/>
+                <w:right w:val="none" w:sz="0" w:space="0" w:color="000000"/>
+              </w:pBdr>
+              <w:spacing w:after="120" w:before="120" w:line="240"/>
+              <w:ind w:left="120" w:right="120" w:firstLine="0" w:firstLineChars="0"/>
+              <w:rPr>
+                <w:rFonts w:ascii="Arial" w:hAnsi="Arial" w:eastAsia="Arial" w:cs="Arial"/>
+                <w:i w:val="false"/>
+                <w:b w:val="false"/>
+                <w:u w:val="none"/>
+                <w:strike w:val="false"/>
+                <w:sz w:val="22"/>
+                <w:szCs w:val="22"/>
+                <w:color w:val="000000"/>
+              </w:rPr>
+            </w:pPr>
+            <w:r xmlns:w="http://schemas.openxmlformats.org/wordprocessingml/2006/main" xmlns:wp="http://schemas.openxmlformats.org/drawingml/2006/wordprocessingDrawing" xmlns:r="http://schemas.openxmlformats.org/officeDocument/2006/relationships" xmlns:w14="http://schemas.microsoft.com/office/word/2010/wordml">
+              <w:rPr>
+                <w:rFonts w:ascii="Arial" w:hAnsi="Arial" w:eastAsia="Arial" w:cs="Arial"/>
+                <w:i w:val="false"/>
+                <w:b w:val="false"/>
+                <w:u w:val="none"/>
+                <w:strike w:val="false"/>
+                <w:sz w:val="22"/>
+                <w:szCs w:val="22"/>
+                <w:color w:val="000000"/>
+              </w:rPr>
+              <w:t xml:space="preserve">384 (250)</w:t>
+            </w:r>
+          </w:p>
+        </w:tc>
+      </w:tr>
+    </w:tbl>
+    <w:bookmarkEnd w:id="21"/>
+    <w:bookmarkStart w:id="25" w:name="X9096d13cf0502fcbb79fa8ef8eae01c097c6d00"/>
+    <w:p>
+      <w:pPr>
+        <w:pStyle w:val="Heading2"/>
+      </w:pPr>
+      <w:r>
+        <w:t xml:space="preserve">Relationship between fixation density and word length for fast vs. slow readers</w:t>
+      </w:r>
+    </w:p>
+    <w:p>
+      <w:pPr>
+        <w:pStyle w:val="FirstParagraph"/>
+      </w:pPr>
+      <w:r>
         <w:t xml:space="preserve">For this plot, participants were divided into two equally sized groups based on reading speed.</w:t>
       </w:r>
     </w:p>
@@ -36,18 +759,18 @@
           <wp:inline>
             <wp:extent cx="5334000" cy="4445000"/>
             <wp:effectExtent b="0" l="0" r="0" t="0"/>
-            <wp:docPr descr="" title="" id="21" name="Picture"/>
+            <wp:docPr descr="" title="" id="23" name="Picture"/>
             <a:graphic>
               <a:graphicData uri="http://schemas.openxmlformats.org/drawingml/2006/picture">
                 <pic:pic>
                   <pic:nvPicPr>
-                    <pic:cNvPr descr="paper_supplement_files/figure-docx/fixation%20density%20and%20word%20length%20-%20slow%20and%20fast%20readers-1.png" id="22" name="Picture"/>
+                    <pic:cNvPr descr="paper_supplement_files/figure-docx/fixation%20density%20and%20word%20length%20-%20slow%20and%20fast%20readers-1.png" id="24" name="Picture"/>
                     <pic:cNvPicPr>
                       <a:picLocks noChangeArrowheads="1" noChangeAspect="1"/>
                     </pic:cNvPicPr>
                   </pic:nvPicPr>
                   <pic:blipFill>
-                    <a:blip r:embed="rId20"/>
+                    <a:blip r:embed="rId22"/>
                     <a:stretch>
                       <a:fillRect/>
                     </a:stretch>
@@ -79,8 +802,8 @@
         <w:br w:type="page"/>
       </w:r>
     </w:p>
-    <w:bookmarkEnd w:id="23"/>
-    <w:bookmarkStart w:id="24" w:name="Xe8112d6bcb3495940b17267e42e12a40901bdfb"/>
+    <w:bookmarkEnd w:id="25"/>
+    <w:bookmarkStart w:id="26" w:name="Xe8112d6bcb3495940b17267e42e12a40901bdfb"/>
     <w:p>
       <w:pPr>
         <w:pStyle w:val="Heading2"/>
@@ -463,8 +1186,8 @@
         <w:t xml:space="preserve">The estimated turning point occurred at a word length of 9.2 letters.</w:t>
       </w:r>
     </w:p>
-    <w:bookmarkEnd w:id="24"/>
-    <w:bookmarkStart w:id="25" w:name="Xfca0475eda6a7403a5887a970f85d1e633342c0"/>
+    <w:bookmarkEnd w:id="26"/>
+    <w:bookmarkStart w:id="27" w:name="Xfca0475eda6a7403a5887a970f85d1e633342c0"/>
     <w:p>
       <w:pPr>
         <w:pStyle w:val="Heading2"/>
@@ -2970,7 +3693,7 @@
         </w:tc>
       </w:tr>
     </w:tbl>
-    <w:bookmarkEnd w:id="25"/>
+    <w:bookmarkEnd w:id="27"/>
     <w:sectPr>
       <w:footnotePr>
         <w:numRestart w:val="eachSect"/>
